--- a/ceara-rural-water-supply-analysis.docx
+++ b/ceara-rural-water-supply-analysis.docx
@@ -7,6 +7,9 @@
         <w:pStyle w:val="Heading1"/>
       </w:pPr>
       <w:r>
+        <w:rPr>
+          <w:rFonts w:ascii="Noto Sans CJK SC" w:hAnsi="Noto Sans CJK SC" w:eastAsia="Noto Sans CJK SC"/>
+        </w:rPr>
         <w:t>项目投标分析与建议书</w:t>
       </w:r>
     </w:p>
@@ -15,6 +18,9 @@
         <w:pStyle w:val="Heading2"/>
       </w:pPr>
       <w:r>
+        <w:rPr>
+          <w:rFonts w:ascii="Noto Sans CJK SC" w:hAnsi="Noto Sans CJK SC" w:eastAsia="Noto Sans CJK SC"/>
+        </w:rPr>
         <w:t>一、项目基本信息</w:t>
       </w:r>
     </w:p>
@@ -37,7 +43,7 @@
           <w:p>
             <w:r>
               <w:rPr>
-                <w:rFonts w:ascii="SimSun" w:hAnsi="SimSun" w:eastAsia="SimSun"/>
+                <w:rFonts w:ascii="Noto Sans CJK SC" w:hAnsi="Noto Sans CJK SC" w:eastAsia="Noto Sans CJK SC"/>
                 <w:b/>
                 <w:sz w:val="20"/>
               </w:rPr>
@@ -52,7 +58,7 @@
           <w:p>
             <w:r>
               <w:rPr>
-                <w:rFonts w:ascii="SimSun" w:hAnsi="SimSun" w:eastAsia="SimSun"/>
+                <w:rFonts w:ascii="Noto Sans CJK SC" w:hAnsi="Noto Sans CJK SC" w:eastAsia="Noto Sans CJK SC"/>
                 <w:b/>
                 <w:sz w:val="20"/>
               </w:rPr>
@@ -69,7 +75,8 @@
           <w:p>
             <w:r>
               <w:rPr>
-                <w:rFonts w:ascii="SimSun" w:hAnsi="SimSun" w:eastAsia="SimSun"/>
+                <w:rFonts w:ascii="Noto Sans CJK SC" w:hAnsi="Noto Sans CJK SC" w:eastAsia="Noto Sans CJK SC"/>
+                <w:b w:val="0"/>
                 <w:sz w:val="20"/>
               </w:rPr>
               <w:t>项目名称</w:t>
@@ -83,7 +90,8 @@
           <w:p>
             <w:r>
               <w:rPr>
-                <w:rFonts w:ascii="SimSun" w:hAnsi="SimSun" w:eastAsia="SimSun"/>
+                <w:rFonts w:ascii="Noto Sans CJK SC" w:hAnsi="Noto Sans CJK SC" w:eastAsia="Noto Sans CJK SC"/>
+                <w:b w:val="0"/>
                 <w:sz w:val="20"/>
               </w:rPr>
               <w:t>Ceara Rural Sustainable Development and Competitiveness Phase II</w:t>
@@ -99,7 +107,8 @@
           <w:p>
             <w:r>
               <w:rPr>
-                <w:rFonts w:ascii="SimSun" w:hAnsi="SimSun" w:eastAsia="SimSun"/>
+                <w:rFonts w:ascii="Noto Sans CJK SC" w:hAnsi="Noto Sans CJK SC" w:eastAsia="Noto Sans CJK SC"/>
+                <w:b w:val="0"/>
                 <w:sz w:val="20"/>
               </w:rPr>
               <w:t>项目ID</w:t>
@@ -113,7 +122,8 @@
           <w:p>
             <w:r>
               <w:rPr>
-                <w:rFonts w:ascii="SimSun" w:hAnsi="SimSun" w:eastAsia="SimSun"/>
+                <w:rFonts w:ascii="Noto Sans CJK SC" w:hAnsi="Noto Sans CJK SC" w:eastAsia="Noto Sans CJK SC"/>
+                <w:b w:val="0"/>
                 <w:sz w:val="20"/>
               </w:rPr>
               <w:t>P167455</w:t>
@@ -129,7 +139,8 @@
           <w:p>
             <w:r>
               <w:rPr>
-                <w:rFonts w:ascii="SimSun" w:hAnsi="SimSun" w:eastAsia="SimSun"/>
+                <w:rFonts w:ascii="Noto Sans CJK SC" w:hAnsi="Noto Sans CJK SC" w:eastAsia="Noto Sans CJK SC"/>
+                <w:b w:val="0"/>
                 <w:sz w:val="20"/>
               </w:rPr>
               <w:t>资金来源</w:t>
@@ -143,7 +154,8 @@
           <w:p>
             <w:r>
               <w:rPr>
-                <w:rFonts w:ascii="SimSun" w:hAnsi="SimSun" w:eastAsia="SimSun"/>
+                <w:rFonts w:ascii="Noto Sans CJK SC" w:hAnsi="Noto Sans CJK SC" w:eastAsia="Noto Sans CJK SC"/>
+                <w:b w:val="0"/>
                 <w:sz w:val="20"/>
               </w:rPr>
               <w:t>世界银行（IBRD）</w:t>
@@ -159,7 +171,8 @@
           <w:p>
             <w:r>
               <w:rPr>
-                <w:rFonts w:ascii="SimSun" w:hAnsi="SimSun" w:eastAsia="SimSun"/>
+                <w:rFonts w:ascii="Noto Sans CJK SC" w:hAnsi="Noto Sans CJK SC" w:eastAsia="Noto Sans CJK SC"/>
+                <w:b w:val="0"/>
                 <w:sz w:val="20"/>
               </w:rPr>
               <w:t>贷款金额</w:t>
@@ -173,7 +186,8 @@
           <w:p>
             <w:r>
               <w:rPr>
-                <w:rFonts w:ascii="SimSun" w:hAnsi="SimSun" w:eastAsia="SimSun"/>
+                <w:rFonts w:ascii="Noto Sans CJK SC" w:hAnsi="Noto Sans CJK SC" w:eastAsia="Noto Sans CJK SC"/>
+                <w:b w:val="0"/>
                 <w:sz w:val="20"/>
               </w:rPr>
               <w:t>US$ 100,000,000（世界银行）+ US$ 53,530,000（巴西政府配套）</w:t>
@@ -189,7 +203,8 @@
           <w:p>
             <w:r>
               <w:rPr>
-                <w:rFonts w:ascii="SimSun" w:hAnsi="SimSun" w:eastAsia="SimSun"/>
+                <w:rFonts w:ascii="Noto Sans CJK SC" w:hAnsi="Noto Sans CJK SC" w:eastAsia="Noto Sans CJK SC"/>
+                <w:b w:val="0"/>
                 <w:sz w:val="20"/>
               </w:rPr>
               <w:t>项目总预算</w:t>
@@ -203,7 +218,8 @@
           <w:p>
             <w:r>
               <w:rPr>
-                <w:rFonts w:ascii="SimSun" w:hAnsi="SimSun" w:eastAsia="SimSun"/>
+                <w:rFonts w:ascii="Noto Sans CJK SC" w:hAnsi="Noto Sans CJK SC" w:eastAsia="Noto Sans CJK SC"/>
+                <w:b w:val="0"/>
                 <w:sz w:val="20"/>
               </w:rPr>
               <w:t>US$ 153,530,000 ≈ 11.1 亿人民币</w:t>
@@ -219,7 +235,8 @@
           <w:p>
             <w:r>
               <w:rPr>
-                <w:rFonts w:ascii="SimSun" w:hAnsi="SimSun" w:eastAsia="SimSun"/>
+                <w:rFonts w:ascii="Noto Sans CJK SC" w:hAnsi="Noto Sans CJK SC" w:eastAsia="Noto Sans CJK SC"/>
+                <w:b w:val="0"/>
                 <w:sz w:val="20"/>
               </w:rPr>
               <w:t>实施机构</w:t>
@@ -233,7 +250,8 @@
           <w:p>
             <w:r>
               <w:rPr>
-                <w:rFonts w:ascii="SimSun" w:hAnsi="SimSun" w:eastAsia="SimSun"/>
+                <w:rFonts w:ascii="Noto Sans CJK SC" w:hAnsi="Noto Sans CJK SC" w:eastAsia="Noto Sans CJK SC"/>
+                <w:b w:val="0"/>
                 <w:sz w:val="20"/>
               </w:rPr>
               <w:t>Secretariat of Agrarian Development（塞阿拉州农业发展厅）</w:t>
@@ -249,7 +267,8 @@
           <w:p>
             <w:r>
               <w:rPr>
-                <w:rFonts w:ascii="SimSun" w:hAnsi="SimSun" w:eastAsia="SimSun"/>
+                <w:rFonts w:ascii="Noto Sans CJK SC" w:hAnsi="Noto Sans CJK SC" w:eastAsia="Noto Sans CJK SC"/>
+                <w:b w:val="0"/>
                 <w:sz w:val="20"/>
               </w:rPr>
               <w:t>国家/地区</w:t>
@@ -263,7 +282,8 @@
           <w:p>
             <w:r>
               <w:rPr>
-                <w:rFonts w:ascii="SimSun" w:hAnsi="SimSun" w:eastAsia="SimSun"/>
+                <w:rFonts w:ascii="Noto Sans CJK SC" w:hAnsi="Noto Sans CJK SC" w:eastAsia="Noto Sans CJK SC"/>
+                <w:b w:val="0"/>
                 <w:sz w:val="20"/>
               </w:rPr>
               <w:t>巴西 · 塞阿拉州（Latin America and Caribbean）</w:t>
@@ -279,7 +299,8 @@
           <w:p>
             <w:r>
               <w:rPr>
-                <w:rFonts w:ascii="SimSun" w:hAnsi="SimSun" w:eastAsia="SimSun"/>
+                <w:rFonts w:ascii="Noto Sans CJK SC" w:hAnsi="Noto Sans CJK SC" w:eastAsia="Noto Sans CJK SC"/>
+                <w:b w:val="0"/>
                 <w:sz w:val="20"/>
               </w:rPr>
               <w:t>项目周期</w:t>
@@ -293,7 +314,8 @@
           <w:p>
             <w:r>
               <w:rPr>
-                <w:rFonts w:ascii="SimSun" w:hAnsi="SimSun" w:eastAsia="SimSun"/>
+                <w:rFonts w:ascii="Noto Sans CJK SC" w:hAnsi="Noto Sans CJK SC" w:eastAsia="Noto Sans CJK SC"/>
+                <w:b w:val="0"/>
                 <w:sz w:val="20"/>
               </w:rPr>
               <w:t>2020年4月 — 2027年9月30日（还剩约16个月）</w:t>
@@ -309,7 +331,8 @@
           <w:p>
             <w:r>
               <w:rPr>
-                <w:rFonts w:ascii="SimSun" w:hAnsi="SimSun" w:eastAsia="SimSun"/>
+                <w:rFonts w:ascii="Noto Sans CJK SC" w:hAnsi="Noto Sans CJK SC" w:eastAsia="Noto Sans CJK SC"/>
+                <w:b w:val="0"/>
                 <w:sz w:val="20"/>
               </w:rPr>
               <w:t>环境类别</w:t>
@@ -323,7 +346,8 @@
           <w:p>
             <w:r>
               <w:rPr>
-                <w:rFonts w:ascii="SimSun" w:hAnsi="SimSun" w:eastAsia="SimSun"/>
+                <w:rFonts w:ascii="Noto Sans CJK SC" w:hAnsi="Noto Sans CJK SC" w:eastAsia="Noto Sans CJK SC"/>
+                <w:b w:val="0"/>
                 <w:sz w:val="20"/>
               </w:rPr>
               <w:t>B 类</w:t>
@@ -339,7 +363,8 @@
           <w:p>
             <w:r>
               <w:rPr>
-                <w:rFonts w:ascii="SimSun" w:hAnsi="SimSun" w:eastAsia="SimSun"/>
+                <w:rFonts w:ascii="Noto Sans CJK SC" w:hAnsi="Noto Sans CJK SC" w:eastAsia="Noto Sans CJK SC"/>
+                <w:b w:val="0"/>
                 <w:sz w:val="20"/>
               </w:rPr>
               <w:t>项目经理</w:t>
@@ -353,7 +378,8 @@
           <w:p>
             <w:r>
               <w:rPr>
-                <w:rFonts w:ascii="SimSun" w:hAnsi="SimSun" w:eastAsia="SimSun"/>
+                <w:rFonts w:ascii="Noto Sans CJK SC" w:hAnsi="Noto Sans CJK SC" w:eastAsia="Noto Sans CJK SC"/>
+                <w:b w:val="0"/>
                 <w:sz w:val="20"/>
               </w:rPr>
               <w:t>Marie Paviot</w:t>
@@ -368,6 +394,9 @@
         <w:pStyle w:val="Heading2"/>
       </w:pPr>
       <w:r>
+        <w:rPr>
+          <w:rFonts w:ascii="Noto Sans CJK SC" w:hAnsi="Noto Sans CJK SC" w:eastAsia="Noto Sans CJK SC"/>
+        </w:rPr>
         <w:t>二、本次招标标的详情</w:t>
       </w:r>
     </w:p>
@@ -390,7 +419,7 @@
           <w:p>
             <w:r>
               <w:rPr>
-                <w:rFonts w:ascii="SimSun" w:hAnsi="SimSun" w:eastAsia="SimSun"/>
+                <w:rFonts w:ascii="Noto Sans CJK SC" w:hAnsi="Noto Sans CJK SC" w:eastAsia="Noto Sans CJK SC"/>
                 <w:b/>
                 <w:sz w:val="20"/>
               </w:rPr>
@@ -405,7 +434,7 @@
           <w:p>
             <w:r>
               <w:rPr>
-                <w:rFonts w:ascii="SimSun" w:hAnsi="SimSun" w:eastAsia="SimSun"/>
+                <w:rFonts w:ascii="Noto Sans CJK SC" w:hAnsi="Noto Sans CJK SC" w:eastAsia="Noto Sans CJK SC"/>
                 <w:b/>
                 <w:sz w:val="20"/>
               </w:rPr>
@@ -422,7 +451,8 @@
           <w:p>
             <w:r>
               <w:rPr>
-                <w:rFonts w:ascii="SimSun" w:hAnsi="SimSun" w:eastAsia="SimSun"/>
+                <w:rFonts w:ascii="Noto Sans CJK SC" w:hAnsi="Noto Sans CJK SC" w:eastAsia="Noto Sans CJK SC"/>
+                <w:b w:val="0"/>
                 <w:sz w:val="20"/>
               </w:rPr>
               <w:t>招标类型</w:t>
@@ -436,7 +466,8 @@
           <w:p>
             <w:r>
               <w:rPr>
-                <w:rFonts w:ascii="SimSun" w:hAnsi="SimSun" w:eastAsia="SimSun"/>
+                <w:rFonts w:ascii="Noto Sans CJK SC" w:hAnsi="Noto Sans CJK SC" w:eastAsia="Noto Sans CJK SC"/>
+                <w:b w:val="0"/>
                 <w:sz w:val="20"/>
               </w:rPr>
               <w:t>Invitation for Bids（投标邀请）</w:t>
@@ -452,7 +483,8 @@
           <w:p>
             <w:r>
               <w:rPr>
-                <w:rFonts w:ascii="SimSun" w:hAnsi="SimSun" w:eastAsia="SimSun"/>
+                <w:rFonts w:ascii="Noto Sans CJK SC" w:hAnsi="Noto Sans CJK SC" w:eastAsia="Noto Sans CJK SC"/>
+                <w:b w:val="0"/>
                 <w:sz w:val="20"/>
               </w:rPr>
               <w:t>发布日期</w:t>
@@ -466,7 +498,8 @@
           <w:p>
             <w:r>
               <w:rPr>
-                <w:rFonts w:ascii="SimSun" w:hAnsi="SimSun" w:eastAsia="SimSun"/>
+                <w:rFonts w:ascii="Noto Sans CJK SC" w:hAnsi="Noto Sans CJK SC" w:eastAsia="Noto Sans CJK SC"/>
+                <w:b w:val="0"/>
                 <w:sz w:val="20"/>
               </w:rPr>
               <w:t>2026年5月8日</w:t>
@@ -482,7 +515,8 @@
           <w:p>
             <w:r>
               <w:rPr>
-                <w:rFonts w:ascii="SimSun" w:hAnsi="SimSun" w:eastAsia="SimSun"/>
+                <w:rFonts w:ascii="Noto Sans CJK SC" w:hAnsi="Noto Sans CJK SC" w:eastAsia="Noto Sans CJK SC"/>
+                <w:b w:val="0"/>
                 <w:sz w:val="20"/>
               </w:rPr>
               <w:t>标的名称</w:t>
@@ -496,10 +530,11 @@
           <w:p>
             <w:r>
               <w:rPr>
-                <w:rFonts w:ascii="SimSun" w:hAnsi="SimSun" w:eastAsia="SimSun"/>
+                <w:rFonts w:ascii="Noto Sans CJK SC" w:hAnsi="Noto Sans CJK SC" w:eastAsia="Noto Sans CJK SC"/>
+                <w:b w:val="0"/>
                 <w:sz w:val="20"/>
               </w:rPr>
-              <w:t>农村供水系统建设工程（Civil Works）—— 含材料供应与安装</w:t>
+              <w:t>农村供水系统建设工程（Civil Works）——含材料供应与安装</w:t>
             </w:r>
           </w:p>
         </w:tc>
@@ -512,7 +547,8 @@
           <w:p>
             <w:r>
               <w:rPr>
-                <w:rFonts w:ascii="SimSun" w:hAnsi="SimSun" w:eastAsia="SimSun"/>
+                <w:rFonts w:ascii="Noto Sans CJK SC" w:hAnsi="Noto Sans CJK SC" w:eastAsia="Noto Sans CJK SC"/>
+                <w:b w:val="0"/>
                 <w:sz w:val="20"/>
               </w:rPr>
               <w:t>工作范围</w:t>
@@ -526,10 +562,11 @@
           <w:p>
             <w:r>
               <w:rPr>
-                <w:rFonts w:ascii="SimSun" w:hAnsi="SimSun" w:eastAsia="SimSun"/>
+                <w:rFonts w:ascii="Noto Sans CJK SC" w:hAnsi="Noto Sans CJK SC" w:eastAsia="Noto Sans CJK SC"/>
+                <w:b w:val="0"/>
                 <w:sz w:val="20"/>
               </w:rPr>
-              <w:t>① 农村供水系统建设（含管网铺设、储水设施）② 卫生模块（卫生厕所）建设 ③ 配套材料采购与安装</w:t>
+              <w:t>①农村供水系统建设（含管网铺设、储水设施）②卫生模块（卫生厕所）建设 ③配套材料采购与安装</w:t>
             </w:r>
           </w:p>
         </w:tc>
@@ -542,7 +579,8 @@
           <w:p>
             <w:r>
               <w:rPr>
-                <w:rFonts w:ascii="SimSun" w:hAnsi="SimSun" w:eastAsia="SimSun"/>
+                <w:rFonts w:ascii="Noto Sans CJK SC" w:hAnsi="Noto Sans CJK SC" w:eastAsia="Noto Sans CJK SC"/>
+                <w:b w:val="0"/>
                 <w:sz w:val="20"/>
               </w:rPr>
               <w:t>投标语言</w:t>
@@ -556,7 +594,8 @@
           <w:p>
             <w:r>
               <w:rPr>
-                <w:rFonts w:ascii="SimSun" w:hAnsi="SimSun" w:eastAsia="SimSun"/>
+                <w:rFonts w:ascii="Noto Sans CJK SC" w:hAnsi="Noto Sans CJK SC" w:eastAsia="Noto Sans CJK SC"/>
+                <w:b w:val="0"/>
                 <w:sz w:val="20"/>
               </w:rPr>
               <w:t>葡萄牙语</w:t>
@@ -572,7 +611,8 @@
           <w:p>
             <w:r>
               <w:rPr>
-                <w:rFonts w:ascii="SimSun" w:hAnsi="SimSun" w:eastAsia="SimSun"/>
+                <w:rFonts w:ascii="Noto Sans CJK SC" w:hAnsi="Noto Sans CJK SC" w:eastAsia="Noto Sans CJK SC"/>
+                <w:b w:val="0"/>
                 <w:sz w:val="20"/>
               </w:rPr>
               <w:t>状态</w:t>
@@ -586,7 +626,8 @@
           <w:p>
             <w:r>
               <w:rPr>
-                <w:rFonts w:ascii="SimSun" w:hAnsi="SimSun" w:eastAsia="SimSun"/>
+                <w:rFonts w:ascii="Noto Sans CJK SC" w:hAnsi="Noto Sans CJK SC" w:eastAsia="Noto Sans CJK SC"/>
+                <w:b w:val="0"/>
                 <w:sz w:val="20"/>
               </w:rPr>
               <w:t>已发布</w:t>
@@ -601,13 +642,17 @@
         <w:pStyle w:val="Heading2"/>
       </w:pPr>
       <w:r>
+        <w:rPr>
+          <w:rFonts w:ascii="Noto Sans CJK SC" w:hAnsi="Noto Sans CJK SC" w:eastAsia="Noto Sans CJK SC"/>
+        </w:rPr>
         <w:t>三、项目背景与评估</w:t>
       </w:r>
     </w:p>
     <w:p>
+      <w:pPr/>
       <w:r>
         <w:rPr>
-          <w:rFonts w:ascii="SimSun" w:hAnsi="SimSun" w:eastAsia="SimSun"/>
+          <w:rFonts w:ascii="Noto Sans CJK SC" w:hAnsi="Noto Sans CJK SC" w:eastAsia="Noto Sans CJK SC"/>
           <w:b w:val="0"/>
           <w:sz w:val="22"/>
         </w:rPr>
@@ -615,9 +660,10 @@
       </w:r>
     </w:p>
     <w:p>
+      <w:pPr/>
       <w:r>
         <w:rPr>
-          <w:rFonts w:ascii="SimSun" w:hAnsi="SimSun" w:eastAsia="SimSun"/>
+          <w:rFonts w:ascii="Noto Sans CJK SC" w:hAnsi="Noto Sans CJK SC" w:eastAsia="Noto Sans CJK SC"/>
           <w:b w:val="0"/>
           <w:sz w:val="22"/>
         </w:rPr>
@@ -643,7 +689,7 @@
           <w:p>
             <w:r>
               <w:rPr>
-                <w:rFonts w:ascii="SimSun" w:hAnsi="SimSun" w:eastAsia="SimSun"/>
+                <w:rFonts w:ascii="Noto Sans CJK SC" w:hAnsi="Noto Sans CJK SC" w:eastAsia="Noto Sans CJK SC"/>
                 <w:b/>
                 <w:sz w:val="20"/>
               </w:rPr>
@@ -658,7 +704,7 @@
           <w:p>
             <w:r>
               <w:rPr>
-                <w:rFonts w:ascii="SimSun" w:hAnsi="SimSun" w:eastAsia="SimSun"/>
+                <w:rFonts w:ascii="Noto Sans CJK SC" w:hAnsi="Noto Sans CJK SC" w:eastAsia="Noto Sans CJK SC"/>
                 <w:b/>
                 <w:sz w:val="20"/>
               </w:rPr>
@@ -675,7 +721,8 @@
           <w:p>
             <w:r>
               <w:rPr>
-                <w:rFonts w:ascii="SimSun" w:hAnsi="SimSun" w:eastAsia="SimSun"/>
+                <w:rFonts w:ascii="Noto Sans CJK SC" w:hAnsi="Noto Sans CJK SC" w:eastAsia="Noto Sans CJK SC"/>
+                <w:b w:val="0"/>
                 <w:sz w:val="20"/>
               </w:rPr>
               <w:t>整体实施进度</w:t>
@@ -689,7 +736,8 @@
           <w:p>
             <w:r>
               <w:rPr>
-                <w:rFonts w:ascii="SimSun" w:hAnsi="SimSun" w:eastAsia="SimSun"/>
+                <w:rFonts w:ascii="Noto Sans CJK SC" w:hAnsi="Noto Sans CJK SC" w:eastAsia="Noto Sans CJK SC"/>
+                <w:b w:val="0"/>
                 <w:sz w:val="20"/>
               </w:rPr>
               <w:t>满意（Satisfactory）</w:t>
@@ -705,7 +753,8 @@
           <w:p>
             <w:r>
               <w:rPr>
-                <w:rFonts w:ascii="SimSun" w:hAnsi="SimSun" w:eastAsia="SimSun"/>
+                <w:rFonts w:ascii="Noto Sans CJK SC" w:hAnsi="Noto Sans CJK SC" w:eastAsia="Noto Sans CJK SC"/>
+                <w:b w:val="0"/>
                 <w:sz w:val="20"/>
               </w:rPr>
               <w:t>PDO 实现进度</w:t>
@@ -719,7 +768,8 @@
           <w:p>
             <w:r>
               <w:rPr>
-                <w:rFonts w:ascii="SimSun" w:hAnsi="SimSun" w:eastAsia="SimSun"/>
+                <w:rFonts w:ascii="Noto Sans CJK SC" w:hAnsi="Noto Sans CJK SC" w:eastAsia="Noto Sans CJK SC"/>
+                <w:b w:val="0"/>
                 <w:sz w:val="20"/>
               </w:rPr>
               <w:t>中等满意</w:t>
@@ -735,7 +785,8 @@
           <w:p>
             <w:r>
               <w:rPr>
-                <w:rFonts w:ascii="SimSun" w:hAnsi="SimSun" w:eastAsia="SimSun"/>
+                <w:rFonts w:ascii="Noto Sans CJK SC" w:hAnsi="Noto Sans CJK SC" w:eastAsia="Noto Sans CJK SC"/>
+                <w:b w:val="0"/>
                 <w:sz w:val="20"/>
               </w:rPr>
               <w:t>财务管理</w:t>
@@ -749,7 +800,8 @@
           <w:p>
             <w:r>
               <w:rPr>
-                <w:rFonts w:ascii="SimSun" w:hAnsi="SimSun" w:eastAsia="SimSun"/>
+                <w:rFonts w:ascii="Noto Sans CJK SC" w:hAnsi="Noto Sans CJK SC" w:eastAsia="Noto Sans CJK SC"/>
+                <w:b w:val="0"/>
                 <w:sz w:val="20"/>
               </w:rPr>
               <w:t>中等满意</w:t>
@@ -765,7 +817,8 @@
           <w:p>
             <w:r>
               <w:rPr>
-                <w:rFonts w:ascii="SimSun" w:hAnsi="SimSun" w:eastAsia="SimSun"/>
+                <w:rFonts w:ascii="Noto Sans CJK SC" w:hAnsi="Noto Sans CJK SC" w:eastAsia="Noto Sans CJK SC"/>
+                <w:b w:val="0"/>
                 <w:sz w:val="20"/>
               </w:rPr>
               <w:t>采购管理</w:t>
@@ -779,7 +832,8 @@
           <w:p>
             <w:r>
               <w:rPr>
-                <w:rFonts w:ascii="SimSun" w:hAnsi="SimSun" w:eastAsia="SimSun"/>
+                <w:rFonts w:ascii="Noto Sans CJK SC" w:hAnsi="Noto Sans CJK SC" w:eastAsia="Noto Sans CJK SC"/>
+                <w:b w:val="0"/>
                 <w:sz w:val="20"/>
               </w:rPr>
               <w:t>中等满意</w:t>
@@ -795,7 +849,8 @@
           <w:p>
             <w:r>
               <w:rPr>
-                <w:rFonts w:ascii="SimSun" w:hAnsi="SimSun" w:eastAsia="SimSun"/>
+                <w:rFonts w:ascii="Noto Sans CJK SC" w:hAnsi="Noto Sans CJK SC" w:eastAsia="Noto Sans CJK SC"/>
+                <w:b w:val="0"/>
                 <w:sz w:val="20"/>
               </w:rPr>
               <w:t>项目监测与评估</w:t>
@@ -809,7 +864,8 @@
           <w:p>
             <w:r>
               <w:rPr>
-                <w:rFonts w:ascii="SimSun" w:hAnsi="SimSun" w:eastAsia="SimSun"/>
+                <w:rFonts w:ascii="Noto Sans CJK SC" w:hAnsi="Noto Sans CJK SC" w:eastAsia="Noto Sans CJK SC"/>
+                <w:b w:val="0"/>
                 <w:sz w:val="20"/>
               </w:rPr>
               <w:t>满意</w:t>
@@ -825,7 +881,8 @@
           <w:p>
             <w:r>
               <w:rPr>
-                <w:rFonts w:ascii="SimSun" w:hAnsi="SimSun" w:eastAsia="SimSun"/>
+                <w:rFonts w:ascii="Noto Sans CJK SC" w:hAnsi="Noto Sans CJK SC" w:eastAsia="Noto Sans CJK SC"/>
+                <w:b w:val="0"/>
                 <w:sz w:val="20"/>
               </w:rPr>
               <w:t>对口资金</w:t>
@@ -839,7 +896,8 @@
           <w:p>
             <w:r>
               <w:rPr>
-                <w:rFonts w:ascii="SimSun" w:hAnsi="SimSun" w:eastAsia="SimSun"/>
+                <w:rFonts w:ascii="Noto Sans CJK SC" w:hAnsi="Noto Sans CJK SC" w:eastAsia="Noto Sans CJK SC"/>
+                <w:b w:val="0"/>
                 <w:sz w:val="20"/>
               </w:rPr>
               <w:t>中等不满意 ⚠️</w:t>
@@ -854,6 +912,9 @@
         <w:pStyle w:val="Heading2"/>
       </w:pPr>
       <w:r>
+        <w:rPr>
+          <w:rFonts w:ascii="Noto Sans CJK SC" w:hAnsi="Noto Sans CJK SC" w:eastAsia="Noto Sans CJK SC"/>
+        </w:rPr>
         <w:t>四、风险分析</w:t>
       </w:r>
     </w:p>
@@ -862,23 +923,28 @@
         <w:pStyle w:val="Heading3"/>
       </w:pPr>
       <w:r>
+        <w:rPr>
+          <w:rFonts w:ascii="Noto Sans CJK SC" w:hAnsi="Noto Sans CJK SC" w:eastAsia="Noto Sans CJK SC"/>
+        </w:rPr>
         <w:t>1. 财务风险 ⚠️⚠️</w:t>
       </w:r>
     </w:p>
     <w:p>
+      <w:pPr/>
       <w:r>
         <w:rPr>
-          <w:rFonts w:ascii="SimSun" w:hAnsi="SimSun" w:eastAsia="SimSun"/>
+          <w:rFonts w:ascii="Noto Sans CJK SC" w:hAnsi="Noto Sans CJK SC" w:eastAsia="Noto Sans CJK SC"/>
           <w:b w:val="0"/>
           <w:sz w:val="22"/>
         </w:rPr>
-        <w:t>• 已拨付约 US$ 7,000万（截至2026年4月），剩余资金约 US$ 8,300万 需在16个月内执行完毕</w:t>
+        <w:t>• 已拨付约 US$ 7,000万（截至2026年4月），剩余资金约 US$ 8,300万需在16个月内执行完毕</w:t>
       </w:r>
     </w:p>
     <w:p>
+      <w:pPr/>
       <w:r>
         <w:rPr>
-          <w:rFonts w:ascii="SimSun" w:hAnsi="SimSun" w:eastAsia="SimSun"/>
+          <w:rFonts w:ascii="Noto Sans CJK SC" w:hAnsi="Noto Sans CJK SC" w:eastAsia="Noto Sans CJK SC"/>
           <w:b w:val="0"/>
           <w:sz w:val="22"/>
         </w:rPr>
@@ -886,9 +952,10 @@
       </w:r>
     </w:p>
     <w:p>
+      <w:pPr/>
       <w:r>
         <w:rPr>
-          <w:rFonts w:ascii="SimSun" w:hAnsi="SimSun" w:eastAsia="SimSun"/>
+          <w:rFonts w:ascii="Noto Sans CJK SC" w:hAnsi="Noto Sans CJK SC" w:eastAsia="Noto Sans CJK SC"/>
           <w:b w:val="0"/>
           <w:color w:val="C80000"/>
           <w:sz w:val="22"/>
@@ -901,13 +968,17 @@
         <w:pStyle w:val="Heading3"/>
       </w:pPr>
       <w:r>
+        <w:rPr>
+          <w:rFonts w:ascii="Noto Sans CJK SC" w:hAnsi="Noto Sans CJK SC" w:eastAsia="Noto Sans CJK SC"/>
+        </w:rPr>
         <w:t>2. 时间风险 ⚠️⚠️⚠️</w:t>
       </w:r>
     </w:p>
     <w:p>
+      <w:pPr/>
       <w:r>
         <w:rPr>
-          <w:rFonts w:ascii="SimSun" w:hAnsi="SimSun" w:eastAsia="SimSun"/>
+          <w:rFonts w:ascii="Noto Sans CJK SC" w:hAnsi="Noto Sans CJK SC" w:eastAsia="Noto Sans CJK SC"/>
           <w:b w:val="0"/>
           <w:sz w:val="22"/>
         </w:rPr>
@@ -915,9 +986,10 @@
       </w:r>
     </w:p>
     <w:p>
+      <w:pPr/>
       <w:r>
         <w:rPr>
-          <w:rFonts w:ascii="SimSun" w:hAnsi="SimSun" w:eastAsia="SimSun"/>
+          <w:rFonts w:ascii="Noto Sans CJK SC" w:hAnsi="Noto Sans CJK SC" w:eastAsia="Noto Sans CJK SC"/>
           <w:b w:val="0"/>
           <w:sz w:val="22"/>
         </w:rPr>
@@ -925,28 +997,21 @@
       </w:r>
     </w:p>
     <w:p>
-      <w:r>
-        <w:rPr>
-          <w:rFonts w:ascii="SimSun" w:hAnsi="SimSun" w:eastAsia="SimSun"/>
-          <w:b w:val="0"/>
-          <w:color w:val="C80000"/>
-          <w:sz w:val="22"/>
-        </w:rPr>
-        <w:t>• 世行项目通常允许6个月的展期，但仍需快速推进</w:t>
-      </w:r>
-    </w:p>
-    <w:p>
       <w:pPr>
         <w:pStyle w:val="Heading3"/>
       </w:pPr>
       <w:r>
+        <w:rPr>
+          <w:rFonts w:ascii="Noto Sans CJK SC" w:hAnsi="Noto Sans CJK SC" w:eastAsia="Noto Sans CJK SC"/>
+        </w:rPr>
         <w:t>3. 执行风险 ⚠️⚠️</w:t>
       </w:r>
     </w:p>
     <w:p>
+      <w:pPr/>
       <w:r>
         <w:rPr>
-          <w:rFonts w:ascii="SimSun" w:hAnsi="SimSun" w:eastAsia="SimSun"/>
+          <w:rFonts w:ascii="Noto Sans CJK SC" w:hAnsi="Noto Sans CJK SC" w:eastAsia="Noto Sans CJK SC"/>
           <w:b w:val="0"/>
           <w:sz w:val="22"/>
         </w:rPr>
@@ -954,9 +1019,10 @@
       </w:r>
     </w:p>
     <w:p>
+      <w:pPr/>
       <w:r>
         <w:rPr>
-          <w:rFonts w:ascii="SimSun" w:hAnsi="SimSun" w:eastAsia="SimSun"/>
+          <w:rFonts w:ascii="Noto Sans CJK SC" w:hAnsi="Noto Sans CJK SC" w:eastAsia="Noto Sans CJK SC"/>
           <w:b w:val="0"/>
           <w:sz w:val="22"/>
         </w:rPr>
@@ -964,9 +1030,10 @@
       </w:r>
     </w:p>
     <w:p>
+      <w:pPr/>
       <w:r>
         <w:rPr>
-          <w:rFonts w:ascii="SimSun" w:hAnsi="SimSun" w:eastAsia="SimSun"/>
+          <w:rFonts w:ascii="Noto Sans CJK SC" w:hAnsi="Noto Sans CJK SC" w:eastAsia="Noto Sans CJK SC"/>
           <w:b w:val="0"/>
           <w:sz w:val="22"/>
         </w:rPr>
@@ -978,13 +1045,17 @@
         <w:pStyle w:val="Heading3"/>
       </w:pPr>
       <w:r>
+        <w:rPr>
+          <w:rFonts w:ascii="Noto Sans CJK SC" w:hAnsi="Noto Sans CJK SC" w:eastAsia="Noto Sans CJK SC"/>
+        </w:rPr>
         <w:t>4. 政治/制度风险 ⚠️</w:t>
       </w:r>
     </w:p>
     <w:p>
+      <w:pPr/>
       <w:r>
         <w:rPr>
-          <w:rFonts w:ascii="SimSun" w:hAnsi="SimSun" w:eastAsia="SimSun"/>
+          <w:rFonts w:ascii="Noto Sans CJK SC" w:hAnsi="Noto Sans CJK SC" w:eastAsia="Noto Sans CJK SC"/>
           <w:b w:val="0"/>
           <w:sz w:val="22"/>
         </w:rPr>
@@ -992,9 +1063,10 @@
       </w:r>
     </w:p>
     <w:p>
+      <w:pPr/>
       <w:r>
         <w:rPr>
-          <w:rFonts w:ascii="SimSun" w:hAnsi="SimSun" w:eastAsia="SimSun"/>
+          <w:rFonts w:ascii="Noto Sans CJK SC" w:hAnsi="Noto Sans CJK SC" w:eastAsia="Noto Sans CJK SC"/>
           <w:b w:val="0"/>
           <w:sz w:val="22"/>
         </w:rPr>
@@ -1006,13 +1078,17 @@
         <w:pStyle w:val="Heading3"/>
       </w:pPr>
       <w:r>
+        <w:rPr>
+          <w:rFonts w:ascii="Noto Sans CJK SC" w:hAnsi="Noto Sans CJK SC" w:eastAsia="Noto Sans CJK SC"/>
+        </w:rPr>
         <w:t>5. 竞争风险 ⚠️</w:t>
       </w:r>
     </w:p>
     <w:p>
+      <w:pPr/>
       <w:r>
         <w:rPr>
-          <w:rFonts w:ascii="SimSun" w:hAnsi="SimSun" w:eastAsia="SimSun"/>
+          <w:rFonts w:ascii="Noto Sans CJK SC" w:hAnsi="Noto Sans CJK SC" w:eastAsia="Noto Sans CJK SC"/>
           <w:b w:val="0"/>
           <w:sz w:val="22"/>
         </w:rPr>
@@ -1020,9 +1096,10 @@
       </w:r>
     </w:p>
     <w:p>
+      <w:pPr/>
       <w:r>
         <w:rPr>
-          <w:rFonts w:ascii="SimSun" w:hAnsi="SimSun" w:eastAsia="SimSun"/>
+          <w:rFonts w:ascii="Noto Sans CJK SC" w:hAnsi="Noto Sans CJK SC" w:eastAsia="Noto Sans CJK SC"/>
           <w:b w:val="0"/>
           <w:sz w:val="22"/>
         </w:rPr>
@@ -1034,6 +1111,9 @@
         <w:pStyle w:val="Heading2"/>
       </w:pPr>
       <w:r>
+        <w:rPr>
+          <w:rFonts w:ascii="Noto Sans CJK SC" w:hAnsi="Noto Sans CJK SC" w:eastAsia="Noto Sans CJK SC"/>
+        </w:rPr>
         <w:t>五、投标要点建议</w:t>
       </w:r>
     </w:p>
@@ -1042,13 +1122,17 @@
         <w:pStyle w:val="Heading3"/>
       </w:pPr>
       <w:r>
+        <w:rPr>
+          <w:rFonts w:ascii="Noto Sans CJK SC" w:hAnsi="Noto Sans CJK SC" w:eastAsia="Noto Sans CJK SC"/>
+        </w:rPr>
         <w:t>资质要求（预估）</w:t>
       </w:r>
     </w:p>
     <w:p>
+      <w:pPr/>
       <w:r>
         <w:rPr>
-          <w:rFonts w:ascii="SimSun" w:hAnsi="SimSun" w:eastAsia="SimSun"/>
+          <w:rFonts w:ascii="Noto Sans CJK SC" w:hAnsi="Noto Sans CJK SC" w:eastAsia="Noto Sans CJK SC"/>
           <w:b w:val="0"/>
           <w:sz w:val="22"/>
         </w:rPr>
@@ -1056,9 +1140,10 @@
       </w:r>
     </w:p>
     <w:p>
+      <w:pPr/>
       <w:r>
         <w:rPr>
-          <w:rFonts w:ascii="SimSun" w:hAnsi="SimSun" w:eastAsia="SimSun"/>
+          <w:rFonts w:ascii="Noto Sans CJK SC" w:hAnsi="Noto Sans CJK SC" w:eastAsia="Noto Sans CJK SC"/>
           <w:b w:val="0"/>
           <w:sz w:val="22"/>
         </w:rPr>
@@ -1066,9 +1151,10 @@
       </w:r>
     </w:p>
     <w:p>
+      <w:pPr/>
       <w:r>
         <w:rPr>
-          <w:rFonts w:ascii="SimSun" w:hAnsi="SimSun" w:eastAsia="SimSun"/>
+          <w:rFonts w:ascii="Noto Sans CJK SC" w:hAnsi="Noto Sans CJK SC" w:eastAsia="Noto Sans CJK SC"/>
           <w:b w:val="0"/>
           <w:sz w:val="22"/>
         </w:rPr>
@@ -1076,9 +1162,10 @@
       </w:r>
     </w:p>
     <w:p>
+      <w:pPr/>
       <w:r>
         <w:rPr>
-          <w:rFonts w:ascii="SimSun" w:hAnsi="SimSun" w:eastAsia="SimSun"/>
+          <w:rFonts w:ascii="Noto Sans CJK SC" w:hAnsi="Noto Sans CJK SC" w:eastAsia="Noto Sans CJK SC"/>
           <w:b w:val="0"/>
           <w:sz w:val="22"/>
         </w:rPr>
@@ -1090,13 +1177,17 @@
         <w:pStyle w:val="Heading3"/>
       </w:pPr>
       <w:r>
+        <w:rPr>
+          <w:rFonts w:ascii="Noto Sans CJK SC" w:hAnsi="Noto Sans CJK SC" w:eastAsia="Noto Sans CJK SC"/>
+        </w:rPr>
         <w:t>关键技术方案</w:t>
       </w:r>
     </w:p>
     <w:p>
+      <w:pPr/>
       <w:r>
         <w:rPr>
-          <w:rFonts w:ascii="SimSun" w:hAnsi="SimSun" w:eastAsia="SimSun"/>
+          <w:rFonts w:ascii="Noto Sans CJK SC" w:hAnsi="Noto Sans CJK SC" w:eastAsia="Noto Sans CJK SC"/>
           <w:b w:val="0"/>
           <w:sz w:val="22"/>
         </w:rPr>
@@ -1104,9 +1195,10 @@
       </w:r>
     </w:p>
     <w:p>
+      <w:pPr/>
       <w:r>
         <w:rPr>
-          <w:rFonts w:ascii="SimSun" w:hAnsi="SimSun" w:eastAsia="SimSun"/>
+          <w:rFonts w:ascii="Noto Sans CJK SC" w:hAnsi="Noto Sans CJK SC" w:eastAsia="Noto Sans CJK SC"/>
           <w:b w:val="0"/>
           <w:sz w:val="22"/>
         </w:rPr>
@@ -1114,9 +1206,10 @@
       </w:r>
     </w:p>
     <w:p>
+      <w:pPr/>
       <w:r>
         <w:rPr>
-          <w:rFonts w:ascii="SimSun" w:hAnsi="SimSun" w:eastAsia="SimSun"/>
+          <w:rFonts w:ascii="Noto Sans CJK SC" w:hAnsi="Noto Sans CJK SC" w:eastAsia="Noto Sans CJK SC"/>
           <w:b w:val="0"/>
           <w:sz w:val="22"/>
         </w:rPr>
@@ -1124,9 +1217,10 @@
       </w:r>
     </w:p>
     <w:p>
+      <w:pPr/>
       <w:r>
         <w:rPr>
-          <w:rFonts w:ascii="SimSun" w:hAnsi="SimSun" w:eastAsia="SimSun"/>
+          <w:rFonts w:ascii="Noto Sans CJK SC" w:hAnsi="Noto Sans CJK SC" w:eastAsia="Noto Sans CJK SC"/>
           <w:b w:val="0"/>
           <w:sz w:val="22"/>
         </w:rPr>
@@ -1138,6 +1232,9 @@
         <w:pStyle w:val="Heading3"/>
       </w:pPr>
       <w:r>
+        <w:rPr>
+          <w:rFonts w:ascii="Noto Sans CJK SC" w:hAnsi="Noto Sans CJK SC" w:eastAsia="Noto Sans CJK SC"/>
+        </w:rPr>
         <w:t>投标策略</w:t>
       </w:r>
     </w:p>
@@ -1160,7 +1257,7 @@
           <w:p>
             <w:r>
               <w:rPr>
-                <w:rFonts w:ascii="SimSun" w:hAnsi="SimSun" w:eastAsia="SimSun"/>
+                <w:rFonts w:ascii="Noto Sans CJK SC" w:hAnsi="Noto Sans CJK SC" w:eastAsia="Noto Sans CJK SC"/>
                 <w:b/>
                 <w:sz w:val="20"/>
               </w:rPr>
@@ -1175,7 +1272,7 @@
           <w:p>
             <w:r>
               <w:rPr>
-                <w:rFonts w:ascii="SimSun" w:hAnsi="SimSun" w:eastAsia="SimSun"/>
+                <w:rFonts w:ascii="Noto Sans CJK SC" w:hAnsi="Noto Sans CJK SC" w:eastAsia="Noto Sans CJK SC"/>
                 <w:b/>
                 <w:sz w:val="20"/>
               </w:rPr>
@@ -1192,7 +1289,8 @@
           <w:p>
             <w:r>
               <w:rPr>
-                <w:rFonts w:ascii="SimSun" w:hAnsi="SimSun" w:eastAsia="SimSun"/>
+                <w:rFonts w:ascii="Noto Sans CJK SC" w:hAnsi="Noto Sans CJK SC" w:eastAsia="Noto Sans CJK SC"/>
+                <w:b w:val="0"/>
                 <w:sz w:val="20"/>
               </w:rPr>
               <w:t>合作模式</w:t>
@@ -1206,7 +1304,8 @@
           <w:p>
             <w:r>
               <w:rPr>
-                <w:rFonts w:ascii="SimSun" w:hAnsi="SimSun" w:eastAsia="SimSun"/>
+                <w:rFonts w:ascii="Noto Sans CJK SC" w:hAnsi="Noto Sans CJK SC" w:eastAsia="Noto Sans CJK SC"/>
+                <w:b w:val="0"/>
                 <w:sz w:val="20"/>
               </w:rPr>
               <w:t>推荐与巴西本地建筑公司组成联合体（JV）</w:t>
@@ -1222,7 +1321,8 @@
           <w:p>
             <w:r>
               <w:rPr>
-                <w:rFonts w:ascii="SimSun" w:hAnsi="SimSun" w:eastAsia="SimSun"/>
+                <w:rFonts w:ascii="Noto Sans CJK SC" w:hAnsi="Noto Sans CJK SC" w:eastAsia="Noto Sans CJK SC"/>
+                <w:b w:val="0"/>
                 <w:sz w:val="20"/>
               </w:rPr>
               <w:t>技术差异化</w:t>
@@ -1236,7 +1336,8 @@
           <w:p>
             <w:r>
               <w:rPr>
-                <w:rFonts w:ascii="SimSun" w:hAnsi="SimSun" w:eastAsia="SimSun"/>
+                <w:rFonts w:ascii="Noto Sans CJK SC" w:hAnsi="Noto Sans CJK SC" w:eastAsia="Noto Sans CJK SC"/>
+                <w:b w:val="0"/>
                 <w:sz w:val="20"/>
               </w:rPr>
               <w:t>强调气候适应性供水方案、节水技术</w:t>
@@ -1252,7 +1353,8 @@
           <w:p>
             <w:r>
               <w:rPr>
-                <w:rFonts w:ascii="SimSun" w:hAnsi="SimSun" w:eastAsia="SimSun"/>
+                <w:rFonts w:ascii="Noto Sans CJK SC" w:hAnsi="Noto Sans CJK SC" w:eastAsia="Noto Sans CJK SC"/>
+                <w:b w:val="0"/>
                 <w:sz w:val="20"/>
               </w:rPr>
               <w:t>价格策略</w:t>
@@ -1266,7 +1368,8 @@
           <w:p>
             <w:r>
               <w:rPr>
-                <w:rFonts w:ascii="SimSun" w:hAnsi="SimSun" w:eastAsia="SimSun"/>
+                <w:rFonts w:ascii="Noto Sans CJK SC" w:hAnsi="Noto Sans CJK SC" w:eastAsia="Noto Sans CJK SC"/>
+                <w:b w:val="0"/>
                 <w:sz w:val="20"/>
               </w:rPr>
               <w:t>中低价位 + 强调全生命周期成本优势</w:t>
@@ -1282,7 +1385,8 @@
           <w:p>
             <w:r>
               <w:rPr>
-                <w:rFonts w:ascii="SimSun" w:hAnsi="SimSun" w:eastAsia="SimSun"/>
+                <w:rFonts w:ascii="Noto Sans CJK SC" w:hAnsi="Noto Sans CJK SC" w:eastAsia="Noto Sans CJK SC"/>
+                <w:b w:val="0"/>
                 <w:sz w:val="20"/>
               </w:rPr>
               <w:t>社会价值</w:t>
@@ -1296,7 +1400,8 @@
           <w:p>
             <w:r>
               <w:rPr>
-                <w:rFonts w:ascii="SimSun" w:hAnsi="SimSun" w:eastAsia="SimSun"/>
+                <w:rFonts w:ascii="Noto Sans CJK SC" w:hAnsi="Noto Sans CJK SC" w:eastAsia="Noto Sans CJK SC"/>
+                <w:b w:val="0"/>
                 <w:sz w:val="20"/>
               </w:rPr>
               <w:t>突出社区参与和培训方案（世行重视）</w:t>
@@ -1311,6 +1416,9 @@
         <w:pStyle w:val="Heading2"/>
       </w:pPr>
       <w:r>
+        <w:rPr>
+          <w:rFonts w:ascii="Noto Sans CJK SC" w:hAnsi="Noto Sans CJK SC" w:eastAsia="Noto Sans CJK SC"/>
+        </w:rPr>
         <w:t>六、项目执行计划建议</w:t>
       </w:r>
     </w:p>
@@ -1319,46 +1427,26 @@
         <w:pStyle w:val="Heading3"/>
       </w:pPr>
       <w:r>
+        <w:rPr>
+          <w:rFonts w:ascii="Noto Sans CJK SC" w:hAnsi="Noto Sans CJK SC" w:eastAsia="Noto Sans CJK SC"/>
+        </w:rPr>
         <w:t>第一阶段：启动期（前2个月）</w:t>
       </w:r>
     </w:p>
     <w:p>
+      <w:pPr/>
       <w:r>
         <w:rPr>
-          <w:rFonts w:ascii="SimSun" w:hAnsi="SimSun" w:eastAsia="SimSun"/>
+          <w:rFonts w:ascii="Noto Sans CJK SC" w:hAnsi="Noto Sans CJK SC" w:eastAsia="Noto Sans CJK SC"/>
           <w:b w:val="0"/>
           <w:sz w:val="22"/>
         </w:rPr>
         <w:t>• 签订合同 + 动员</w:t>
-      </w:r>
-    </w:p>
-    <w:p>
-      <w:r>
-        <w:rPr>
-          <w:rFonts w:ascii="SimSun" w:hAnsi="SimSun" w:eastAsia="SimSun"/>
-          <w:b w:val="0"/>
-          <w:sz w:val="22"/>
-        </w:rPr>
+        <w:br/>
         <w:t>• 组建项目团队（含本地分包商选定）</w:t>
-      </w:r>
-    </w:p>
-    <w:p>
-      <w:r>
-        <w:rPr>
-          <w:rFonts w:ascii="SimSun" w:hAnsi="SimSun" w:eastAsia="SimSun"/>
-          <w:b w:val="0"/>
-          <w:sz w:val="22"/>
-        </w:rPr>
+        <w:br/>
         <w:t>• 施工图深化设计</w:t>
-      </w:r>
-    </w:p>
-    <w:p>
-      <w:r>
-        <w:rPr>
-          <w:rFonts w:ascii="SimSun" w:hAnsi="SimSun" w:eastAsia="SimSun"/>
-          <w:b w:val="0"/>
-          <w:sz w:val="22"/>
-        </w:rPr>
+        <w:br/>
         <w:t>• 社区参与启动</w:t>
       </w:r>
     </w:p>
@@ -1367,56 +1455,28 @@
         <w:pStyle w:val="Heading3"/>
       </w:pPr>
       <w:r>
+        <w:rPr>
+          <w:rFonts w:ascii="Noto Sans CJK SC" w:hAnsi="Noto Sans CJK SC" w:eastAsia="Noto Sans CJK SC"/>
+        </w:rPr>
         <w:t>第二阶段：施工期（8个月）</w:t>
       </w:r>
     </w:p>
     <w:p>
+      <w:pPr/>
       <w:r>
         <w:rPr>
-          <w:rFonts w:ascii="SimSun" w:hAnsi="SimSun" w:eastAsia="SimSun"/>
+          <w:rFonts w:ascii="Noto Sans CJK SC" w:hAnsi="Noto Sans CJK SC" w:eastAsia="Noto Sans CJK SC"/>
           <w:b w:val="0"/>
           <w:sz w:val="22"/>
         </w:rPr>
         <w:t>• 水井钻探/水源工程</w:t>
-      </w:r>
-    </w:p>
-    <w:p>
-      <w:r>
-        <w:rPr>
-          <w:rFonts w:ascii="SimSun" w:hAnsi="SimSun" w:eastAsia="SimSun"/>
-          <w:b w:val="0"/>
-          <w:sz w:val="22"/>
-        </w:rPr>
+        <w:br/>
         <w:t>• 管网铺设</w:t>
-      </w:r>
-    </w:p>
-    <w:p>
-      <w:r>
-        <w:rPr>
-          <w:rFonts w:ascii="SimSun" w:hAnsi="SimSun" w:eastAsia="SimSun"/>
-          <w:b w:val="0"/>
-          <w:sz w:val="22"/>
-        </w:rPr>
+        <w:br/>
         <w:t>• 储水设施建设</w:t>
-      </w:r>
-    </w:p>
-    <w:p>
-      <w:r>
-        <w:rPr>
-          <w:rFonts w:ascii="SimSun" w:hAnsi="SimSun" w:eastAsia="SimSun"/>
-          <w:b w:val="0"/>
-          <w:sz w:val="22"/>
-        </w:rPr>
+        <w:br/>
         <w:t>• 卫生模块施工</w:t>
-      </w:r>
-    </w:p>
-    <w:p>
-      <w:r>
-        <w:rPr>
-          <w:rFonts w:ascii="SimSun" w:hAnsi="SimSun" w:eastAsia="SimSun"/>
-          <w:b w:val="0"/>
-          <w:sz w:val="22"/>
-        </w:rPr>
+        <w:br/>
         <w:t>• 平行施工（多个村落同时开展）</w:t>
       </w:r>
     </w:p>
@@ -1425,46 +1485,26 @@
         <w:pStyle w:val="Heading3"/>
       </w:pPr>
       <w:r>
+        <w:rPr>
+          <w:rFonts w:ascii="Noto Sans CJK SC" w:hAnsi="Noto Sans CJK SC" w:eastAsia="Noto Sans CJK SC"/>
+        </w:rPr>
         <w:t>第三阶段：收尾（第11-13个月）</w:t>
       </w:r>
     </w:p>
     <w:p>
+      <w:pPr/>
       <w:r>
         <w:rPr>
-          <w:rFonts w:ascii="SimSun" w:hAnsi="SimSun" w:eastAsia="SimSun"/>
+          <w:rFonts w:ascii="Noto Sans CJK SC" w:hAnsi="Noto Sans CJK SC" w:eastAsia="Noto Sans CJK SC"/>
           <w:b w:val="0"/>
           <w:sz w:val="22"/>
         </w:rPr>
         <w:t>• 系统调试</w:t>
-      </w:r>
-    </w:p>
-    <w:p>
-      <w:r>
-        <w:rPr>
-          <w:rFonts w:ascii="SimSun" w:hAnsi="SimSun" w:eastAsia="SimSun"/>
-          <w:b w:val="0"/>
-          <w:sz w:val="22"/>
-        </w:rPr>
+        <w:br/>
         <w:t>• 社区培训 + 运维移交</w:t>
-      </w:r>
-    </w:p>
-    <w:p>
-      <w:r>
-        <w:rPr>
-          <w:rFonts w:ascii="SimSun" w:hAnsi="SimSun" w:eastAsia="SimSun"/>
-          <w:b w:val="0"/>
-          <w:sz w:val="22"/>
-        </w:rPr>
+        <w:br/>
         <w:t>• 竣工资料编制</w:t>
-      </w:r>
-    </w:p>
-    <w:p>
-      <w:r>
-        <w:rPr>
-          <w:rFonts w:ascii="SimSun" w:hAnsi="SimSun" w:eastAsia="SimSun"/>
-          <w:b w:val="0"/>
-          <w:sz w:val="22"/>
-        </w:rPr>
+        <w:br/>
         <w:t>• 缺陷责任期维护</w:t>
       </w:r>
     </w:p>
@@ -1473,36 +1513,24 @@
         <w:pStyle w:val="Heading3"/>
       </w:pPr>
       <w:r>
+        <w:rPr>
+          <w:rFonts w:ascii="Noto Sans CJK SC" w:hAnsi="Noto Sans CJK SC" w:eastAsia="Noto Sans CJK SC"/>
+        </w:rPr>
         <w:t>第四阶段：质保期（12个月）</w:t>
       </w:r>
     </w:p>
     <w:p>
+      <w:pPr/>
       <w:r>
         <w:rPr>
-          <w:rFonts w:ascii="SimSun" w:hAnsi="SimSun" w:eastAsia="SimSun"/>
+          <w:rFonts w:ascii="Noto Sans CJK SC" w:hAnsi="Noto Sans CJK SC" w:eastAsia="Noto Sans CJK SC"/>
           <w:b w:val="0"/>
           <w:sz w:val="22"/>
         </w:rPr>
         <w:t>• 系统运行监测</w:t>
-      </w:r>
-    </w:p>
-    <w:p>
-      <w:r>
-        <w:rPr>
-          <w:rFonts w:ascii="SimSun" w:hAnsi="SimSun" w:eastAsia="SimSun"/>
-          <w:b w:val="0"/>
-          <w:sz w:val="22"/>
-        </w:rPr>
+        <w:br/>
         <w:t>• 问题整改</w:t>
-      </w:r>
-    </w:p>
-    <w:p>
-      <w:r>
-        <w:rPr>
-          <w:rFonts w:ascii="SimSun" w:hAnsi="SimSun" w:eastAsia="SimSun"/>
-          <w:b w:val="0"/>
-          <w:sz w:val="22"/>
-        </w:rPr>
+        <w:br/>
         <w:t>• 最终验收</w:t>
       </w:r>
     </w:p>
@@ -1511,13 +1539,17 @@
         <w:pStyle w:val="Heading2"/>
       </w:pPr>
       <w:r>
+        <w:rPr>
+          <w:rFonts w:ascii="Noto Sans CJK SC" w:hAnsi="Noto Sans CJK SC" w:eastAsia="Noto Sans CJK SC"/>
+        </w:rPr>
         <w:t>七、项目优势</w:t>
       </w:r>
     </w:p>
     <w:p>
+      <w:pPr/>
       <w:r>
         <w:rPr>
-          <w:rFonts w:ascii="SimSun" w:hAnsi="SimSun" w:eastAsia="SimSun"/>
+          <w:rFonts w:ascii="Noto Sans CJK SC" w:hAnsi="Noto Sans CJK SC" w:eastAsia="Noto Sans CJK SC"/>
           <w:b w:val="0"/>
           <w:sz w:val="22"/>
         </w:rPr>
@@ -1525,9 +1557,10 @@
       </w:r>
     </w:p>
     <w:p>
+      <w:pPr/>
       <w:r>
         <w:rPr>
-          <w:rFonts w:ascii="SimSun" w:hAnsi="SimSun" w:eastAsia="SimSun"/>
+          <w:rFonts w:ascii="Noto Sans CJK SC" w:hAnsi="Noto Sans CJK SC" w:eastAsia="Noto Sans CJK SC"/>
           <w:b w:val="0"/>
           <w:sz w:val="22"/>
         </w:rPr>
@@ -1535,9 +1568,10 @@
       </w:r>
     </w:p>
     <w:p>
+      <w:pPr/>
       <w:r>
         <w:rPr>
-          <w:rFonts w:ascii="SimSun" w:hAnsi="SimSun" w:eastAsia="SimSun"/>
+          <w:rFonts w:ascii="Noto Sans CJK SC" w:hAnsi="Noto Sans CJK SC" w:eastAsia="Noto Sans CJK SC"/>
           <w:b w:val="0"/>
           <w:sz w:val="22"/>
         </w:rPr>
@@ -1545,9 +1579,10 @@
       </w:r>
     </w:p>
     <w:p>
+      <w:pPr/>
       <w:r>
         <w:rPr>
-          <w:rFonts w:ascii="SimSun" w:hAnsi="SimSun" w:eastAsia="SimSun"/>
+          <w:rFonts w:ascii="Noto Sans CJK SC" w:hAnsi="Noto Sans CJK SC" w:eastAsia="Noto Sans CJK SC"/>
           <w:b w:val="0"/>
           <w:sz w:val="22"/>
         </w:rPr>
@@ -1555,13 +1590,14 @@
       </w:r>
     </w:p>
     <w:p>
+      <w:pPr/>
       <w:r>
         <w:rPr>
-          <w:rFonts w:ascii="SimSun" w:hAnsi="SimSun" w:eastAsia="SimSun"/>
+          <w:rFonts w:ascii="Noto Sans CJK SC" w:hAnsi="Noto Sans CJK SC" w:eastAsia="Noto Sans CJK SC"/>
           <w:b w:val="0"/>
           <w:sz w:val="22"/>
         </w:rPr>
-        <w:t>5. 总预算大（US$1.5亿+） → 后续还有更多分包机会</w:t>
+        <w:t>5. 总预算大（US$1.5亿+）→ 后续还有更多分包机会</w:t>
       </w:r>
     </w:p>
     <w:p>
@@ -1569,6 +1605,9 @@
         <w:pStyle w:val="Heading2"/>
       </w:pPr>
       <w:r>
+        <w:rPr>
+          <w:rFonts w:ascii="Noto Sans CJK SC" w:hAnsi="Noto Sans CJK SC" w:eastAsia="Noto Sans CJK SC"/>
+        </w:rPr>
         <w:t>八、行动建议</w:t>
       </w:r>
     </w:p>
@@ -1592,7 +1631,7 @@
           <w:p>
             <w:r>
               <w:rPr>
-                <w:rFonts w:ascii="SimSun" w:hAnsi="SimSun" w:eastAsia="SimSun"/>
+                <w:rFonts w:ascii="Noto Sans CJK SC" w:hAnsi="Noto Sans CJK SC" w:eastAsia="Noto Sans CJK SC"/>
                 <w:b/>
                 <w:sz w:val="20"/>
               </w:rPr>
@@ -1607,7 +1646,7 @@
           <w:p>
             <w:r>
               <w:rPr>
-                <w:rFonts w:ascii="SimSun" w:hAnsi="SimSun" w:eastAsia="SimSun"/>
+                <w:rFonts w:ascii="Noto Sans CJK SC" w:hAnsi="Noto Sans CJK SC" w:eastAsia="Noto Sans CJK SC"/>
                 <w:b/>
                 <w:sz w:val="20"/>
               </w:rPr>
@@ -1622,7 +1661,7 @@
           <w:p>
             <w:r>
               <w:rPr>
-                <w:rFonts w:ascii="SimSun" w:hAnsi="SimSun" w:eastAsia="SimSun"/>
+                <w:rFonts w:ascii="Noto Sans CJK SC" w:hAnsi="Noto Sans CJK SC" w:eastAsia="Noto Sans CJK SC"/>
                 <w:b/>
                 <w:sz w:val="20"/>
               </w:rPr>
@@ -1639,10 +1678,11 @@
           <w:p>
             <w:r>
               <w:rPr>
-                <w:rFonts w:ascii="SimSun" w:hAnsi="SimSun" w:eastAsia="SimSun"/>
+                <w:rFonts w:ascii="Noto Sans CJK SC" w:hAnsi="Noto Sans CJK SC" w:eastAsia="Noto Sans CJK SC"/>
+                <w:b w:val="0"/>
                 <w:sz w:val="20"/>
               </w:rPr>
-              <w:t>🔴 高</w:t>
+              <w:t>高</w:t>
             </w:r>
           </w:p>
         </w:tc>
@@ -1653,7 +1693,8 @@
           <w:p>
             <w:r>
               <w:rPr>
-                <w:rFonts w:ascii="SimSun" w:hAnsi="SimSun" w:eastAsia="SimSun"/>
+                <w:rFonts w:ascii="Noto Sans CJK SC" w:hAnsi="Noto Sans CJK SC" w:eastAsia="Noto Sans CJK SC"/>
+                <w:b w:val="0"/>
                 <w:sz w:val="20"/>
               </w:rPr>
               <w:t>尽快</w:t>
@@ -1667,7 +1708,8 @@
           <w:p>
             <w:r>
               <w:rPr>
-                <w:rFonts w:ascii="SimSun" w:hAnsi="SimSun" w:eastAsia="SimSun"/>
+                <w:rFonts w:ascii="Noto Sans CJK SC" w:hAnsi="Noto Sans CJK SC" w:eastAsia="Noto Sans CJK SC"/>
+                <w:b w:val="0"/>
                 <w:sz w:val="20"/>
               </w:rPr>
               <w:t>确认是否参与 → 获取完整招标文件并翻译</w:t>
@@ -1683,10 +1725,11 @@
           <w:p>
             <w:r>
               <w:rPr>
-                <w:rFonts w:ascii="SimSun" w:hAnsi="SimSun" w:eastAsia="SimSun"/>
+                <w:rFonts w:ascii="Noto Sans CJK SC" w:hAnsi="Noto Sans CJK SC" w:eastAsia="Noto Sans CJK SC"/>
+                <w:b w:val="0"/>
                 <w:sz w:val="20"/>
               </w:rPr>
-              <w:t>🔴 高</w:t>
+              <w:t>高</w:t>
             </w:r>
           </w:p>
         </w:tc>
@@ -1697,7 +1740,8 @@
           <w:p>
             <w:r>
               <w:rPr>
-                <w:rFonts w:ascii="SimSun" w:hAnsi="SimSun" w:eastAsia="SimSun"/>
+                <w:rFonts w:ascii="Noto Sans CJK SC" w:hAnsi="Noto Sans CJK SC" w:eastAsia="Noto Sans CJK SC"/>
+                <w:b w:val="0"/>
                 <w:sz w:val="20"/>
               </w:rPr>
               <w:t>近期</w:t>
@@ -1711,7 +1755,8 @@
           <w:p>
             <w:r>
               <w:rPr>
-                <w:rFonts w:ascii="SimSun" w:hAnsi="SimSun" w:eastAsia="SimSun"/>
+                <w:rFonts w:ascii="Noto Sans CJK SC" w:hAnsi="Noto Sans CJK SC" w:eastAsia="Noto Sans CJK SC"/>
+                <w:b w:val="0"/>
                 <w:sz w:val="20"/>
               </w:rPr>
               <w:t>寻找巴西本地建筑合作伙伴（联合体）</w:t>
@@ -1727,10 +1772,11 @@
           <w:p>
             <w:r>
               <w:rPr>
-                <w:rFonts w:ascii="SimSun" w:hAnsi="SimSun" w:eastAsia="SimSun"/>
+                <w:rFonts w:ascii="Noto Sans CJK SC" w:hAnsi="Noto Sans CJK SC" w:eastAsia="Noto Sans CJK SC"/>
+                <w:b w:val="0"/>
                 <w:sz w:val="20"/>
               </w:rPr>
-              <w:t>🟡 中</w:t>
+              <w:t>中</w:t>
             </w:r>
           </w:p>
         </w:tc>
@@ -1741,7 +1787,8 @@
           <w:p>
             <w:r>
               <w:rPr>
-                <w:rFonts w:ascii="SimSun" w:hAnsi="SimSun" w:eastAsia="SimSun"/>
+                <w:rFonts w:ascii="Noto Sans CJK SC" w:hAnsi="Noto Sans CJK SC" w:eastAsia="Noto Sans CJK SC"/>
+                <w:b w:val="0"/>
                 <w:sz w:val="20"/>
               </w:rPr>
               <w:t>投标前</w:t>
@@ -1755,7 +1802,8 @@
           <w:p>
             <w:r>
               <w:rPr>
-                <w:rFonts w:ascii="SimSun" w:hAnsi="SimSun" w:eastAsia="SimSun"/>
+                <w:rFonts w:ascii="Noto Sans CJK SC" w:hAnsi="Noto Sans CJK SC" w:eastAsia="Noto Sans CJK SC"/>
+                <w:b w:val="0"/>
                 <w:sz w:val="20"/>
               </w:rPr>
               <w:t>准备葡萄牙语资质文件</w:t>
@@ -1771,10 +1819,11 @@
           <w:p>
             <w:r>
               <w:rPr>
-                <w:rFonts w:ascii="SimSun" w:hAnsi="SimSun" w:eastAsia="SimSun"/>
+                <w:rFonts w:ascii="Noto Sans CJK SC" w:hAnsi="Noto Sans CJK SC" w:eastAsia="Noto Sans CJK SC"/>
+                <w:b w:val="0"/>
                 <w:sz w:val="20"/>
               </w:rPr>
-              <w:t>🟡 中</w:t>
+              <w:t>中</w:t>
             </w:r>
           </w:p>
         </w:tc>
@@ -1785,7 +1834,8 @@
           <w:p>
             <w:r>
               <w:rPr>
-                <w:rFonts w:ascii="SimSun" w:hAnsi="SimSun" w:eastAsia="SimSun"/>
+                <w:rFonts w:ascii="Noto Sans CJK SC" w:hAnsi="Noto Sans CJK SC" w:eastAsia="Noto Sans CJK SC"/>
+                <w:b w:val="0"/>
                 <w:sz w:val="20"/>
               </w:rPr>
               <w:t>投标前</w:t>
@@ -1799,7 +1849,8 @@
           <w:p>
             <w:r>
               <w:rPr>
-                <w:rFonts w:ascii="SimSun" w:hAnsi="SimSun" w:eastAsia="SimSun"/>
+                <w:rFonts w:ascii="Noto Sans CJK SC" w:hAnsi="Noto Sans CJK SC" w:eastAsia="Noto Sans CJK SC"/>
+                <w:b w:val="0"/>
                 <w:sz w:val="20"/>
               </w:rPr>
               <w:t>差旅塞阿拉州现场踏勘</w:t>
@@ -1815,10 +1866,11 @@
           <w:p>
             <w:r>
               <w:rPr>
-                <w:rFonts w:ascii="SimSun" w:hAnsi="SimSun" w:eastAsia="SimSun"/>
+                <w:rFonts w:ascii="Noto Sans CJK SC" w:hAnsi="Noto Sans CJK SC" w:eastAsia="Noto Sans CJK SC"/>
+                <w:b w:val="0"/>
                 <w:sz w:val="20"/>
               </w:rPr>
-              <w:t>🟢 低</w:t>
+              <w:t>低</w:t>
             </w:r>
           </w:p>
         </w:tc>
@@ -1829,7 +1881,8 @@
           <w:p>
             <w:r>
               <w:rPr>
-                <w:rFonts w:ascii="SimSun" w:hAnsi="SimSun" w:eastAsia="SimSun"/>
+                <w:rFonts w:ascii="Noto Sans CJK SC" w:hAnsi="Noto Sans CJK SC" w:eastAsia="Noto Sans CJK SC"/>
+                <w:b w:val="0"/>
                 <w:sz w:val="20"/>
               </w:rPr>
               <w:t>长期</w:t>
@@ -1843,7 +1896,8 @@
           <w:p>
             <w:r>
               <w:rPr>
-                <w:rFonts w:ascii="SimSun" w:hAnsi="SimSun" w:eastAsia="SimSun"/>
+                <w:rFonts w:ascii="Noto Sans CJK SC" w:hAnsi="Noto Sans CJK SC" w:eastAsia="Noto Sans CJK SC"/>
+                <w:b w:val="0"/>
                 <w:sz w:val="20"/>
               </w:rPr>
               <w:t>关注该项目的其他采购公告（光伏、培训等）</w:t>
@@ -1853,16 +1907,16 @@
       </w:tr>
     </w:tbl>
     <w:p/>
-    <w:p/>
     <w:p>
+      <w:pPr/>
       <w:r>
         <w:rPr>
-          <w:rFonts w:ascii="SimSun" w:hAnsi="SimSun" w:eastAsia="SimSun"/>
+          <w:rFonts w:ascii="Noto Sans CJK SC" w:hAnsi="Noto Sans CJK SC" w:eastAsia="Noto Sans CJK SC"/>
           <w:b w:val="0"/>
           <w:color w:val="808080"/>
           <w:sz w:val="18"/>
         </w:rPr>
-        <w:t>⚠️ 免责声明：以上分析基于公开可获取的世行项目信息。实际投标请以完整招标文件（RFP/Bidding Document）为准。建议在决定参与前获取全套招标文件并咨询巴西当地法律/税务顾问。</w:t>
+        <w:t>⚠️ 免责声明：以上分析基于公开可获取的世行项目信息。实际投标请以完整招标文件为准。建议在决定参与前获取全套招标文件并咨询巴西当地法律/税务顾问。</w:t>
       </w:r>
     </w:p>
     <w:sectPr>
@@ -2239,7 +2293,7 @@
     <w:qFormat/>
     <w:rsid w:val="00FC693F"/>
     <w:rPr>
-      <w:rFonts w:ascii="SimSun" w:hAnsi="SimSun" w:eastAsia="SimSun"/>
+      <w:rFonts w:ascii="Noto Sans CJK SC" w:hAnsi="Noto Sans CJK SC" w:eastAsia="Noto Sans CJK SC"/>
       <w:sz w:val="22"/>
     </w:rPr>
   </w:style>
@@ -2302,11 +2356,11 @@
       <w:outlineLvl w:val="0"/>
     </w:pPr>
     <w:rPr>
-      <w:rFonts w:asciiTheme="majorHAnsi" w:eastAsiaTheme="majorEastAsia" w:hAnsiTheme="majorHAnsi" w:cstheme="majorBidi" w:ascii="SimHei" w:hAnsi="SimHei" w:eastAsia="SimHei"/>
+      <w:rFonts w:asciiTheme="majorHAnsi" w:eastAsiaTheme="majorEastAsia" w:hAnsiTheme="majorHAnsi" w:cstheme="majorBidi"/>
       <w:b/>
       <w:bCs/>
-      <w:color w:val="000000"/>
-      <w:sz w:val="36"/>
+      <w:color w:val="365F91" w:themeColor="accent1" w:themeShade="BF"/>
+      <w:sz w:val="28"/>
       <w:szCs w:val="28"/>
     </w:rPr>
   </w:style>
@@ -2326,11 +2380,11 @@
       <w:outlineLvl w:val="1"/>
     </w:pPr>
     <w:rPr>
-      <w:rFonts w:asciiTheme="majorHAnsi" w:eastAsiaTheme="majorEastAsia" w:hAnsiTheme="majorHAnsi" w:cstheme="majorBidi" w:ascii="SimHei" w:hAnsi="SimHei" w:eastAsia="SimHei"/>
+      <w:rFonts w:asciiTheme="majorHAnsi" w:eastAsiaTheme="majorEastAsia" w:hAnsiTheme="majorHAnsi" w:cstheme="majorBidi"/>
       <w:b/>
       <w:bCs/>
-      <w:color w:val="000000"/>
-      <w:sz w:val="28"/>
+      <w:color w:val="4F81BD" w:themeColor="accent1"/>
+      <w:sz w:val="26"/>
       <w:szCs w:val="26"/>
     </w:rPr>
   </w:style>
@@ -2350,11 +2404,10 @@
       <w:outlineLvl w:val="2"/>
     </w:pPr>
     <w:rPr>
-      <w:rFonts w:asciiTheme="majorHAnsi" w:eastAsiaTheme="majorEastAsia" w:hAnsiTheme="majorHAnsi" w:cstheme="majorBidi" w:ascii="SimHei" w:hAnsi="SimHei" w:eastAsia="SimHei"/>
+      <w:rFonts w:asciiTheme="majorHAnsi" w:eastAsiaTheme="majorEastAsia" w:hAnsiTheme="majorHAnsi" w:cstheme="majorBidi"/>
       <w:b/>
       <w:bCs/>
-      <w:color w:val="000000"/>
-      <w:sz w:val="24"/>
+      <w:color w:val="4F81BD" w:themeColor="accent1"/>
     </w:rPr>
   </w:style>
   <w:style w:type="paragraph" w:styleId="Heading4">

--- a/ceara-rural-water-supply-analysis.docx
+++ b/ceara-rural-water-supply-analysis.docx
@@ -7,9 +7,6 @@
         <w:pStyle w:val="Heading1"/>
       </w:pPr>
       <w:r>
-        <w:rPr>
-          <w:rFonts w:ascii="Noto Sans CJK SC" w:hAnsi="Noto Sans CJK SC" w:eastAsia="Noto Sans CJK SC"/>
-        </w:rPr>
         <w:t>项目投标分析与建议书</w:t>
       </w:r>
     </w:p>
@@ -18,17 +15,13 @@
         <w:pStyle w:val="Heading2"/>
       </w:pPr>
       <w:r>
-        <w:rPr>
-          <w:rFonts w:ascii="Noto Sans CJK SC" w:hAnsi="Noto Sans CJK SC" w:eastAsia="Noto Sans CJK SC"/>
-        </w:rPr>
         <w:t>一、项目基本信息</w:t>
       </w:r>
     </w:p>
     <w:tbl>
       <w:tblPr>
-        <w:tblStyle w:val="TableGrid"/>
+        <w:tblStyle w:val="LightGrid-Accent1"/>
         <w:tblW w:type="auto" w:w="0"/>
-        <w:jc w:val="center"/>
         <w:tblLook w:firstColumn="1" w:firstRow="1" w:lastColumn="0" w:lastRow="0" w:noHBand="0" w:noVBand="1" w:val="04A0"/>
       </w:tblPr>
       <w:tblGrid>
@@ -40,14 +33,23 @@
           <w:tcPr>
             <w:tcW w:type="dxa" w:w="4320"/>
           </w:tcPr>
+          <w:p/>
+        </w:tc>
+        <w:tc>
+          <w:tcPr>
+            <w:tcW w:type="dxa" w:w="4320"/>
+          </w:tcPr>
+          <w:p/>
+        </w:tc>
+      </w:tr>
+      <w:tr>
+        <w:tc>
+          <w:tcPr>
+            <w:tcW w:type="dxa" w:w="4320"/>
+          </w:tcPr>
           <w:p>
             <w:r>
-              <w:rPr>
-                <w:rFonts w:ascii="Noto Sans CJK SC" w:hAnsi="Noto Sans CJK SC" w:eastAsia="Noto Sans CJK SC"/>
-                <w:b/>
-                <w:sz w:val="20"/>
-              </w:rPr>
-              <w:t>项目</w:t>
+              <w:t>项目名称</w:t>
             </w:r>
           </w:p>
         </w:tc>
@@ -57,12 +59,7 @@
           </w:tcPr>
           <w:p>
             <w:r>
-              <w:rPr>
-                <w:rFonts w:ascii="Noto Sans CJK SC" w:hAnsi="Noto Sans CJK SC" w:eastAsia="Noto Sans CJK SC"/>
-                <w:b/>
-                <w:sz w:val="20"/>
-              </w:rPr>
-              <w:t>信息</w:t>
+              <w:t>Ceara Rural Sustainable Development Phase II</w:t>
             </w:r>
           </w:p>
         </w:tc>
@@ -74,43 +71,6 @@
           </w:tcPr>
           <w:p>
             <w:r>
-              <w:rPr>
-                <w:rFonts w:ascii="Noto Sans CJK SC" w:hAnsi="Noto Sans CJK SC" w:eastAsia="Noto Sans CJK SC"/>
-                <w:b w:val="0"/>
-                <w:sz w:val="20"/>
-              </w:rPr>
-              <w:t>项目名称</w:t>
-            </w:r>
-          </w:p>
-        </w:tc>
-        <w:tc>
-          <w:tcPr>
-            <w:tcW w:type="dxa" w:w="4320"/>
-          </w:tcPr>
-          <w:p>
-            <w:r>
-              <w:rPr>
-                <w:rFonts w:ascii="Noto Sans CJK SC" w:hAnsi="Noto Sans CJK SC" w:eastAsia="Noto Sans CJK SC"/>
-                <w:b w:val="0"/>
-                <w:sz w:val="20"/>
-              </w:rPr>
-              <w:t>Ceara Rural Sustainable Development and Competitiveness Phase II</w:t>
-            </w:r>
-          </w:p>
-        </w:tc>
-      </w:tr>
-      <w:tr>
-        <w:tc>
-          <w:tcPr>
-            <w:tcW w:type="dxa" w:w="4320"/>
-          </w:tcPr>
-          <w:p>
-            <w:r>
-              <w:rPr>
-                <w:rFonts w:ascii="Noto Sans CJK SC" w:hAnsi="Noto Sans CJK SC" w:eastAsia="Noto Sans CJK SC"/>
-                <w:b w:val="0"/>
-                <w:sz w:val="20"/>
-              </w:rPr>
               <w:t>项目ID</w:t>
             </w:r>
           </w:p>
@@ -121,11 +81,6 @@
           </w:tcPr>
           <w:p>
             <w:r>
-              <w:rPr>
-                <w:rFonts w:ascii="Noto Sans CJK SC" w:hAnsi="Noto Sans CJK SC" w:eastAsia="Noto Sans CJK SC"/>
-                <w:b w:val="0"/>
-                <w:sz w:val="20"/>
-              </w:rPr>
               <w:t>P167455</w:t>
             </w:r>
           </w:p>
@@ -138,11 +93,6 @@
           </w:tcPr>
           <w:p>
             <w:r>
-              <w:rPr>
-                <w:rFonts w:ascii="Noto Sans CJK SC" w:hAnsi="Noto Sans CJK SC" w:eastAsia="Noto Sans CJK SC"/>
-                <w:b w:val="0"/>
-                <w:sz w:val="20"/>
-              </w:rPr>
               <w:t>资金来源</w:t>
             </w:r>
           </w:p>
@@ -153,11 +103,6 @@
           </w:tcPr>
           <w:p>
             <w:r>
-              <w:rPr>
-                <w:rFonts w:ascii="Noto Sans CJK SC" w:hAnsi="Noto Sans CJK SC" w:eastAsia="Noto Sans CJK SC"/>
-                <w:b w:val="0"/>
-                <w:sz w:val="20"/>
-              </w:rPr>
               <w:t>世界银行（IBRD）</w:t>
             </w:r>
           </w:p>
@@ -170,12 +115,7 @@
           </w:tcPr>
           <w:p>
             <w:r>
-              <w:rPr>
-                <w:rFonts w:ascii="Noto Sans CJK SC" w:hAnsi="Noto Sans CJK SC" w:eastAsia="Noto Sans CJK SC"/>
-                <w:b w:val="0"/>
-                <w:sz w:val="20"/>
-              </w:rPr>
-              <w:t>贷款金额</w:t>
+              <w:t>总预算</w:t>
             </w:r>
           </w:p>
         </w:tc>
@@ -185,12 +125,7 @@
           </w:tcPr>
           <w:p>
             <w:r>
-              <w:rPr>
-                <w:rFonts w:ascii="Noto Sans CJK SC" w:hAnsi="Noto Sans CJK SC" w:eastAsia="Noto Sans CJK SC"/>
-                <w:b w:val="0"/>
-                <w:sz w:val="20"/>
-              </w:rPr>
-              <w:t>US$ 100,000,000（世界银行）+ US$ 53,530,000（巴西政府配套）</w:t>
+              <w:t>US$ 153,530,000 （约11.1亿人民币）</w:t>
             </w:r>
           </w:p>
         </w:tc>
@@ -202,12 +137,7 @@
           </w:tcPr>
           <w:p>
             <w:r>
-              <w:rPr>
-                <w:rFonts w:ascii="Noto Sans CJK SC" w:hAnsi="Noto Sans CJK SC" w:eastAsia="Noto Sans CJK SC"/>
-                <w:b w:val="0"/>
-                <w:sz w:val="20"/>
-              </w:rPr>
-              <w:t>项目总预算</w:t>
+              <w:t>实施机构</w:t>
             </w:r>
           </w:p>
         </w:tc>
@@ -217,12 +147,7 @@
           </w:tcPr>
           <w:p>
             <w:r>
-              <w:rPr>
-                <w:rFonts w:ascii="Noto Sans CJK SC" w:hAnsi="Noto Sans CJK SC" w:eastAsia="Noto Sans CJK SC"/>
-                <w:b w:val="0"/>
-                <w:sz w:val="20"/>
-              </w:rPr>
-              <w:t>US$ 153,530,000 ≈ 11.1 亿人民币</w:t>
+              <w:t>塞阿拉州农业发展厅</w:t>
             </w:r>
           </w:p>
         </w:tc>
@@ -234,12 +159,7 @@
           </w:tcPr>
           <w:p>
             <w:r>
-              <w:rPr>
-                <w:rFonts w:ascii="Noto Sans CJK SC" w:hAnsi="Noto Sans CJK SC" w:eastAsia="Noto Sans CJK SC"/>
-                <w:b w:val="0"/>
-                <w:sz w:val="20"/>
-              </w:rPr>
-              <w:t>实施机构</w:t>
+              <w:t>国家</w:t>
             </w:r>
           </w:p>
         </w:tc>
@@ -249,12 +169,7 @@
           </w:tcPr>
           <w:p>
             <w:r>
-              <w:rPr>
-                <w:rFonts w:ascii="Noto Sans CJK SC" w:hAnsi="Noto Sans CJK SC" w:eastAsia="Noto Sans CJK SC"/>
-                <w:b w:val="0"/>
-                <w:sz w:val="20"/>
-              </w:rPr>
-              <w:t>Secretariat of Agrarian Development（塞阿拉州农业发展厅）</w:t>
+              <w:t>巴西 · 塞阿拉州</w:t>
             </w:r>
           </w:p>
         </w:tc>
@@ -266,43 +181,6 @@
           </w:tcPr>
           <w:p>
             <w:r>
-              <w:rPr>
-                <w:rFonts w:ascii="Noto Sans CJK SC" w:hAnsi="Noto Sans CJK SC" w:eastAsia="Noto Sans CJK SC"/>
-                <w:b w:val="0"/>
-                <w:sz w:val="20"/>
-              </w:rPr>
-              <w:t>国家/地区</w:t>
-            </w:r>
-          </w:p>
-        </w:tc>
-        <w:tc>
-          <w:tcPr>
-            <w:tcW w:type="dxa" w:w="4320"/>
-          </w:tcPr>
-          <w:p>
-            <w:r>
-              <w:rPr>
-                <w:rFonts w:ascii="Noto Sans CJK SC" w:hAnsi="Noto Sans CJK SC" w:eastAsia="Noto Sans CJK SC"/>
-                <w:b w:val="0"/>
-                <w:sz w:val="20"/>
-              </w:rPr>
-              <w:t>巴西 · 塞阿拉州（Latin America and Caribbean）</w:t>
-            </w:r>
-          </w:p>
-        </w:tc>
-      </w:tr>
-      <w:tr>
-        <w:tc>
-          <w:tcPr>
-            <w:tcW w:type="dxa" w:w="4320"/>
-          </w:tcPr>
-          <w:p>
-            <w:r>
-              <w:rPr>
-                <w:rFonts w:ascii="Noto Sans CJK SC" w:hAnsi="Noto Sans CJK SC" w:eastAsia="Noto Sans CJK SC"/>
-                <w:b w:val="0"/>
-                <w:sz w:val="20"/>
-              </w:rPr>
               <w:t>项目周期</w:t>
             </w:r>
           </w:p>
@@ -313,76 +191,7 @@
           </w:tcPr>
           <w:p>
             <w:r>
-              <w:rPr>
-                <w:rFonts w:ascii="Noto Sans CJK SC" w:hAnsi="Noto Sans CJK SC" w:eastAsia="Noto Sans CJK SC"/>
-                <w:b w:val="0"/>
-                <w:sz w:val="20"/>
-              </w:rPr>
-              <w:t>2020年4月 — 2027年9月30日（还剩约16个月）</w:t>
-            </w:r>
-          </w:p>
-        </w:tc>
-      </w:tr>
-      <w:tr>
-        <w:tc>
-          <w:tcPr>
-            <w:tcW w:type="dxa" w:w="4320"/>
-          </w:tcPr>
-          <w:p>
-            <w:r>
-              <w:rPr>
-                <w:rFonts w:ascii="Noto Sans CJK SC" w:hAnsi="Noto Sans CJK SC" w:eastAsia="Noto Sans CJK SC"/>
-                <w:b w:val="0"/>
-                <w:sz w:val="20"/>
-              </w:rPr>
-              <w:t>环境类别</w:t>
-            </w:r>
-          </w:p>
-        </w:tc>
-        <w:tc>
-          <w:tcPr>
-            <w:tcW w:type="dxa" w:w="4320"/>
-          </w:tcPr>
-          <w:p>
-            <w:r>
-              <w:rPr>
-                <w:rFonts w:ascii="Noto Sans CJK SC" w:hAnsi="Noto Sans CJK SC" w:eastAsia="Noto Sans CJK SC"/>
-                <w:b w:val="0"/>
-                <w:sz w:val="20"/>
-              </w:rPr>
-              <w:t>B 类</w:t>
-            </w:r>
-          </w:p>
-        </w:tc>
-      </w:tr>
-      <w:tr>
-        <w:tc>
-          <w:tcPr>
-            <w:tcW w:type="dxa" w:w="4320"/>
-          </w:tcPr>
-          <w:p>
-            <w:r>
-              <w:rPr>
-                <w:rFonts w:ascii="Noto Sans CJK SC" w:hAnsi="Noto Sans CJK SC" w:eastAsia="Noto Sans CJK SC"/>
-                <w:b w:val="0"/>
-                <w:sz w:val="20"/>
-              </w:rPr>
-              <w:t>项目经理</w:t>
-            </w:r>
-          </w:p>
-        </w:tc>
-        <w:tc>
-          <w:tcPr>
-            <w:tcW w:type="dxa" w:w="4320"/>
-          </w:tcPr>
-          <w:p>
-            <w:r>
-              <w:rPr>
-                <w:rFonts w:ascii="Noto Sans CJK SC" w:hAnsi="Noto Sans CJK SC" w:eastAsia="Noto Sans CJK SC"/>
-                <w:b w:val="0"/>
-                <w:sz w:val="20"/>
-              </w:rPr>
-              <w:t>Marie Paviot</w:t>
+              <w:t>2020年4月 - 2027年9月30日</w:t>
             </w:r>
           </w:p>
         </w:tc>
@@ -394,17 +203,13 @@
         <w:pStyle w:val="Heading2"/>
       </w:pPr>
       <w:r>
-        <w:rPr>
-          <w:rFonts w:ascii="Noto Sans CJK SC" w:hAnsi="Noto Sans CJK SC" w:eastAsia="Noto Sans CJK SC"/>
-        </w:rPr>
-        <w:t>二、本次招标标的详情</w:t>
+        <w:t>二、招标详情</w:t>
       </w:r>
     </w:p>
     <w:tbl>
       <w:tblPr>
-        <w:tblStyle w:val="TableGrid"/>
+        <w:tblStyle w:val="LightGrid-Accent1"/>
         <w:tblW w:type="auto" w:w="0"/>
-        <w:jc w:val="center"/>
         <w:tblLook w:firstColumn="1" w:firstRow="1" w:lastColumn="0" w:lastRow="0" w:noHBand="0" w:noVBand="1" w:val="04A0"/>
       </w:tblPr>
       <w:tblGrid>
@@ -416,31 +221,13 @@
           <w:tcPr>
             <w:tcW w:type="dxa" w:w="4320"/>
           </w:tcPr>
-          <w:p>
-            <w:r>
-              <w:rPr>
-                <w:rFonts w:ascii="Noto Sans CJK SC" w:hAnsi="Noto Sans CJK SC" w:eastAsia="Noto Sans CJK SC"/>
-                <w:b/>
-                <w:sz w:val="20"/>
-              </w:rPr>
-              <w:t>项目</w:t>
-            </w:r>
-          </w:p>
+          <w:p/>
         </w:tc>
         <w:tc>
           <w:tcPr>
             <w:tcW w:type="dxa" w:w="4320"/>
           </w:tcPr>
-          <w:p>
-            <w:r>
-              <w:rPr>
-                <w:rFonts w:ascii="Noto Sans CJK SC" w:hAnsi="Noto Sans CJK SC" w:eastAsia="Noto Sans CJK SC"/>
-                <w:b/>
-                <w:sz w:val="20"/>
-              </w:rPr>
-              <w:t>信息</w:t>
-            </w:r>
-          </w:p>
+          <w:p/>
         </w:tc>
       </w:tr>
       <w:tr>
@@ -450,11 +237,6 @@
           </w:tcPr>
           <w:p>
             <w:r>
-              <w:rPr>
-                <w:rFonts w:ascii="Noto Sans CJK SC" w:hAnsi="Noto Sans CJK SC" w:eastAsia="Noto Sans CJK SC"/>
-                <w:b w:val="0"/>
-                <w:sz w:val="20"/>
-              </w:rPr>
               <w:t>招标类型</w:t>
             </w:r>
           </w:p>
@@ -465,11 +247,6 @@
           </w:tcPr>
           <w:p>
             <w:r>
-              <w:rPr>
-                <w:rFonts w:ascii="Noto Sans CJK SC" w:hAnsi="Noto Sans CJK SC" w:eastAsia="Noto Sans CJK SC"/>
-                <w:b w:val="0"/>
-                <w:sz w:val="20"/>
-              </w:rPr>
               <w:t>Invitation for Bids（投标邀请）</w:t>
             </w:r>
           </w:p>
@@ -482,11 +259,6 @@
           </w:tcPr>
           <w:p>
             <w:r>
-              <w:rPr>
-                <w:rFonts w:ascii="Noto Sans CJK SC" w:hAnsi="Noto Sans CJK SC" w:eastAsia="Noto Sans CJK SC"/>
-                <w:b w:val="0"/>
-                <w:sz w:val="20"/>
-              </w:rPr>
               <w:t>发布日期</w:t>
             </w:r>
           </w:p>
@@ -497,11 +269,6 @@
           </w:tcPr>
           <w:p>
             <w:r>
-              <w:rPr>
-                <w:rFonts w:ascii="Noto Sans CJK SC" w:hAnsi="Noto Sans CJK SC" w:eastAsia="Noto Sans CJK SC"/>
-                <w:b w:val="0"/>
-                <w:sz w:val="20"/>
-              </w:rPr>
               <w:t>2026年5月8日</w:t>
             </w:r>
           </w:p>
@@ -514,12 +281,7 @@
           </w:tcPr>
           <w:p>
             <w:r>
-              <w:rPr>
-                <w:rFonts w:ascii="Noto Sans CJK SC" w:hAnsi="Noto Sans CJK SC" w:eastAsia="Noto Sans CJK SC"/>
-                <w:b w:val="0"/>
-                <w:sz w:val="20"/>
-              </w:rPr>
-              <w:t>标的名称</w:t>
+              <w:t>工作范围</w:t>
             </w:r>
           </w:p>
         </w:tc>
@@ -529,12 +291,191 @@
           </w:tcPr>
           <w:p>
             <w:r>
-              <w:rPr>
-                <w:rFonts w:ascii="Noto Sans CJK SC" w:hAnsi="Noto Sans CJK SC" w:eastAsia="Noto Sans CJK SC"/>
-                <w:b w:val="0"/>
-                <w:sz w:val="20"/>
-              </w:rPr>
-              <w:t>农村供水系统建设工程（Civil Works）——含材料供应与安装</w:t>
+              <w:t>农村供水系统建设+卫生模块+材料供应安装</w:t>
+            </w:r>
+          </w:p>
+        </w:tc>
+      </w:tr>
+    </w:tbl>
+    <w:p/>
+    <w:p>
+      <w:pPr>
+        <w:pStyle w:val="Heading2"/>
+      </w:pPr>
+      <w:r>
+        <w:t>三、项目背景</w:t>
+      </w:r>
+    </w:p>
+    <w:p>
+      <w:r>
+        <w:rPr>
+          <w:sz w:val="22"/>
+        </w:rPr>
+        <w:t>塞阿拉州位于巴西东北部半干旱气候区，水资源匮乏。本项目是世行资助的São Jose III第二阶段，核心目标是通过气候适应性方案提升农村居民市场接入能力及供水卫生设施覆盖。</w:t>
+      </w:r>
+    </w:p>
+    <w:p>
+      <w:pPr>
+        <w:pStyle w:val="Heading2"/>
+      </w:pPr>
+      <w:r>
+        <w:t>四、风险分析</w:t>
+      </w:r>
+    </w:p>
+    <w:p>
+      <w:r>
+        <w:rPr>
+          <w:sz w:val="22"/>
+        </w:rPr>
+        <w:t>1. 财务风险：已拨付约7000万美元，剩余约8300万美元需16个月内完成，巴西政府配套资金有延迟风险</w:t>
+      </w:r>
+    </w:p>
+    <w:p>
+      <w:r>
+        <w:rPr>
+          <w:sz w:val="22"/>
+        </w:rPr>
+        <w:t>2. 时间风险：项目2027年9月关闭，执行节奏紧迫</w:t>
+      </w:r>
+    </w:p>
+    <w:p>
+      <w:r>
+        <w:rPr>
+          <w:sz w:val="22"/>
+        </w:rPr>
+        <w:t>3. 执行风险：农村物流成本高，半干旱气候限制施工窗口期</w:t>
+      </w:r>
+    </w:p>
+    <w:p>
+      <w:r>
+        <w:rPr>
+          <w:sz w:val="22"/>
+        </w:rPr>
+        <w:t>4. 竞争风险：需巴西本地注册或合作伙伴，需葡萄牙语文档能力</w:t>
+      </w:r>
+    </w:p>
+    <w:p>
+      <w:pPr>
+        <w:pStyle w:val="Heading2"/>
+      </w:pPr>
+      <w:r>
+        <w:t>五、投标策略</w:t>
+      </w:r>
+    </w:p>
+    <w:p>
+      <w:r>
+        <w:rPr>
+          <w:sz w:val="22"/>
+        </w:rPr>
+        <w:t>合作模式：推荐与巴西本地建筑公司组成联合体</w:t>
+      </w:r>
+    </w:p>
+    <w:p>
+      <w:r>
+        <w:rPr>
+          <w:sz w:val="22"/>
+        </w:rPr>
+        <w:t>技术方案：深井取水+小型水处理+管网入户+卫生模块</w:t>
+      </w:r>
+    </w:p>
+    <w:p>
+      <w:r>
+        <w:rPr>
+          <w:sz w:val="22"/>
+        </w:rPr>
+        <w:t>差异化：强调气候适应性供水方案和社区参与培训</w:t>
+      </w:r>
+    </w:p>
+    <w:p>
+      <w:pPr>
+        <w:pStyle w:val="Heading2"/>
+      </w:pPr>
+      <w:r>
+        <w:t>六、执行计划</w:t>
+      </w:r>
+    </w:p>
+    <w:p>
+      <w:r>
+        <w:rPr>
+          <w:sz w:val="22"/>
+        </w:rPr>
+        <w:t>启动期（2个月）：合同签订、团队组建、施工图设计</w:t>
+      </w:r>
+    </w:p>
+    <w:p>
+      <w:r>
+        <w:rPr>
+          <w:sz w:val="22"/>
+        </w:rPr>
+        <w:t>施工期（8个月）：水源工程、管网铺设、储水设施、平行施工</w:t>
+      </w:r>
+    </w:p>
+    <w:p>
+      <w:r>
+        <w:rPr>
+          <w:sz w:val="22"/>
+        </w:rPr>
+        <w:t>收尾（2-3个月）：系统调试、培训移交、竣工资料</w:t>
+      </w:r>
+    </w:p>
+    <w:p>
+      <w:r>
+        <w:rPr>
+          <w:sz w:val="22"/>
+        </w:rPr>
+        <w:t>质保期（12个月）：运行监测、问题整改、最终验收</w:t>
+      </w:r>
+    </w:p>
+    <w:p>
+      <w:pPr>
+        <w:pStyle w:val="Heading2"/>
+      </w:pPr>
+      <w:r>
+        <w:t>七、行动建议</w:t>
+      </w:r>
+    </w:p>
+    <w:tbl>
+      <w:tblPr>
+        <w:tblStyle w:val="LightGrid-Accent1"/>
+        <w:tblW w:type="auto" w:w="0"/>
+        <w:tblLook w:firstColumn="1" w:firstRow="1" w:lastColumn="0" w:lastRow="0" w:noHBand="0" w:noVBand="1" w:val="04A0"/>
+      </w:tblPr>
+      <w:tblGrid>
+        <w:gridCol w:w="4320"/>
+        <w:gridCol w:w="4320"/>
+      </w:tblGrid>
+      <w:tr>
+        <w:tc>
+          <w:tcPr>
+            <w:tcW w:type="dxa" w:w="4320"/>
+          </w:tcPr>
+          <w:p/>
+        </w:tc>
+        <w:tc>
+          <w:tcPr>
+            <w:tcW w:type="dxa" w:w="4320"/>
+          </w:tcPr>
+          <w:p/>
+        </w:tc>
+      </w:tr>
+      <w:tr>
+        <w:tc>
+          <w:tcPr>
+            <w:tcW w:type="dxa" w:w="4320"/>
+          </w:tcPr>
+          <w:p>
+            <w:r>
+              <w:t>高</w:t>
+            </w:r>
+          </w:p>
+        </w:tc>
+        <w:tc>
+          <w:tcPr>
+            <w:tcW w:type="dxa" w:w="4320"/>
+          </w:tcPr>
+          <w:p>
+            <w:r>
+              <w:t>获取完整招标文件并翻译</w:t>
             </w:r>
           </w:p>
         </w:tc>
@@ -546,12 +487,7 @@
           </w:tcPr>
           <w:p>
             <w:r>
-              <w:rPr>
-                <w:rFonts w:ascii="Noto Sans CJK SC" w:hAnsi="Noto Sans CJK SC" w:eastAsia="Noto Sans CJK SC"/>
-                <w:b w:val="0"/>
-                <w:sz w:val="20"/>
-              </w:rPr>
-              <w:t>工作范围</w:t>
+              <w:t>高</w:t>
             </w:r>
           </w:p>
         </w:tc>
@@ -561,12 +497,7 @@
           </w:tcPr>
           <w:p>
             <w:r>
-              <w:rPr>
-                <w:rFonts w:ascii="Noto Sans CJK SC" w:hAnsi="Noto Sans CJK SC" w:eastAsia="Noto Sans CJK SC"/>
-                <w:b w:val="0"/>
-                <w:sz w:val="20"/>
-              </w:rPr>
-              <w:t>①农村供水系统建设（含管网铺设、储水设施）②卫生模块（卫生厕所）建设 ③配套材料采购与安装</w:t>
+              <w:t>寻找巴西本地建筑合作伙伴</w:t>
             </w:r>
           </w:p>
         </w:tc>
@@ -578,12 +509,7 @@
           </w:tcPr>
           <w:p>
             <w:r>
-              <w:rPr>
-                <w:rFonts w:ascii="Noto Sans CJK SC" w:hAnsi="Noto Sans CJK SC" w:eastAsia="Noto Sans CJK SC"/>
-                <w:b w:val="0"/>
-                <w:sz w:val="20"/>
-              </w:rPr>
-              <w:t>投标语言</w:t>
+              <w:t>中</w:t>
             </w:r>
           </w:p>
         </w:tc>
@@ -593,12 +519,7 @@
           </w:tcPr>
           <w:p>
             <w:r>
-              <w:rPr>
-                <w:rFonts w:ascii="Noto Sans CJK SC" w:hAnsi="Noto Sans CJK SC" w:eastAsia="Noto Sans CJK SC"/>
-                <w:b w:val="0"/>
-                <w:sz w:val="20"/>
-              </w:rPr>
-              <w:t>葡萄牙语</w:t>
+              <w:t>准备葡萄牙语资质文件</w:t>
             </w:r>
           </w:p>
         </w:tc>
@@ -610,12 +531,7 @@
           </w:tcPr>
           <w:p>
             <w:r>
-              <w:rPr>
-                <w:rFonts w:ascii="Noto Sans CJK SC" w:hAnsi="Noto Sans CJK SC" w:eastAsia="Noto Sans CJK SC"/>
-                <w:b w:val="0"/>
-                <w:sz w:val="20"/>
-              </w:rPr>
-              <w:t>状态</w:t>
+              <w:t>中</w:t>
             </w:r>
           </w:p>
         </w:tc>
@@ -625,12 +541,7 @@
           </w:tcPr>
           <w:p>
             <w:r>
-              <w:rPr>
-                <w:rFonts w:ascii="Noto Sans CJK SC" w:hAnsi="Noto Sans CJK SC" w:eastAsia="Noto Sans CJK SC"/>
-                <w:b w:val="0"/>
-                <w:sz w:val="20"/>
-              </w:rPr>
-              <w:t>已发布</w:t>
+              <w:t>现场踏勘</w:t>
             </w:r>
           </w:p>
         </w:tc>
@@ -638,1285 +549,11 @@
     </w:tbl>
     <w:p/>
     <w:p>
-      <w:pPr>
-        <w:pStyle w:val="Heading2"/>
-      </w:pPr>
       <w:r>
         <w:rPr>
-          <w:rFonts w:ascii="Noto Sans CJK SC" w:hAnsi="Noto Sans CJK SC" w:eastAsia="Noto Sans CJK SC"/>
-        </w:rPr>
-        <w:t>三、项目背景与评估</w:t>
-      </w:r>
-    </w:p>
-    <w:p>
-      <w:pPr/>
-      <w:r>
-        <w:rPr>
-          <w:rFonts w:ascii="Noto Sans CJK SC" w:hAnsi="Noto Sans CJK SC" w:eastAsia="Noto Sans CJK SC"/>
-          <w:b w:val="0"/>
           <w:sz w:val="22"/>
         </w:rPr>
-        <w:t>塞阿拉州位于巴西东北部，属于半干旱气候区，水资源匮乏。本项目是世行资助的 São José III 项目的第二阶段，核心目标是通过气候适应性方案，提升目标区域农村居民的市场接入能力以及供水和卫生设施覆盖。</w:t>
-      </w:r>
-    </w:p>
-    <w:p>
-      <w:pPr/>
-      <w:r>
-        <w:rPr>
-          <w:rFonts w:ascii="Noto Sans CJK SC" w:hAnsi="Noto Sans CJK SC" w:eastAsia="Noto Sans CJK SC"/>
-          <w:b w:val="0"/>
-          <w:sz w:val="22"/>
-        </w:rPr>
-        <w:t>截至2024年4月的最新评估：</w:t>
-      </w:r>
-    </w:p>
-    <w:tbl>
-      <w:tblPr>
-        <w:tblStyle w:val="TableGrid"/>
-        <w:tblW w:type="auto" w:w="0"/>
-        <w:jc w:val="center"/>
-        <w:tblLook w:firstColumn="1" w:firstRow="1" w:lastColumn="0" w:lastRow="0" w:noHBand="0" w:noVBand="1" w:val="04A0"/>
-      </w:tblPr>
-      <w:tblGrid>
-        <w:gridCol w:w="4320"/>
-        <w:gridCol w:w="4320"/>
-      </w:tblGrid>
-      <w:tr>
-        <w:tc>
-          <w:tcPr>
-            <w:tcW w:type="dxa" w:w="4320"/>
-          </w:tcPr>
-          <w:p>
-            <w:r>
-              <w:rPr>
-                <w:rFonts w:ascii="Noto Sans CJK SC" w:hAnsi="Noto Sans CJK SC" w:eastAsia="Noto Sans CJK SC"/>
-                <w:b/>
-                <w:sz w:val="20"/>
-              </w:rPr>
-              <w:t>评估维度</w:t>
-            </w:r>
-          </w:p>
-        </w:tc>
-        <w:tc>
-          <w:tcPr>
-            <w:tcW w:type="dxa" w:w="4320"/>
-          </w:tcPr>
-          <w:p>
-            <w:r>
-              <w:rPr>
-                <w:rFonts w:ascii="Noto Sans CJK SC" w:hAnsi="Noto Sans CJK SC" w:eastAsia="Noto Sans CJK SC"/>
-                <w:b/>
-                <w:sz w:val="20"/>
-              </w:rPr>
-              <w:t>评级</w:t>
-            </w:r>
-          </w:p>
-        </w:tc>
-      </w:tr>
-      <w:tr>
-        <w:tc>
-          <w:tcPr>
-            <w:tcW w:type="dxa" w:w="4320"/>
-          </w:tcPr>
-          <w:p>
-            <w:r>
-              <w:rPr>
-                <w:rFonts w:ascii="Noto Sans CJK SC" w:hAnsi="Noto Sans CJK SC" w:eastAsia="Noto Sans CJK SC"/>
-                <w:b w:val="0"/>
-                <w:sz w:val="20"/>
-              </w:rPr>
-              <w:t>整体实施进度</w:t>
-            </w:r>
-          </w:p>
-        </w:tc>
-        <w:tc>
-          <w:tcPr>
-            <w:tcW w:type="dxa" w:w="4320"/>
-          </w:tcPr>
-          <w:p>
-            <w:r>
-              <w:rPr>
-                <w:rFonts w:ascii="Noto Sans CJK SC" w:hAnsi="Noto Sans CJK SC" w:eastAsia="Noto Sans CJK SC"/>
-                <w:b w:val="0"/>
-                <w:sz w:val="20"/>
-              </w:rPr>
-              <w:t>满意（Satisfactory）</w:t>
-            </w:r>
-          </w:p>
-        </w:tc>
-      </w:tr>
-      <w:tr>
-        <w:tc>
-          <w:tcPr>
-            <w:tcW w:type="dxa" w:w="4320"/>
-          </w:tcPr>
-          <w:p>
-            <w:r>
-              <w:rPr>
-                <w:rFonts w:ascii="Noto Sans CJK SC" w:hAnsi="Noto Sans CJK SC" w:eastAsia="Noto Sans CJK SC"/>
-                <w:b w:val="0"/>
-                <w:sz w:val="20"/>
-              </w:rPr>
-              <w:t>PDO 实现进度</w:t>
-            </w:r>
-          </w:p>
-        </w:tc>
-        <w:tc>
-          <w:tcPr>
-            <w:tcW w:type="dxa" w:w="4320"/>
-          </w:tcPr>
-          <w:p>
-            <w:r>
-              <w:rPr>
-                <w:rFonts w:ascii="Noto Sans CJK SC" w:hAnsi="Noto Sans CJK SC" w:eastAsia="Noto Sans CJK SC"/>
-                <w:b w:val="0"/>
-                <w:sz w:val="20"/>
-              </w:rPr>
-              <w:t>中等满意</w:t>
-            </w:r>
-          </w:p>
-        </w:tc>
-      </w:tr>
-      <w:tr>
-        <w:tc>
-          <w:tcPr>
-            <w:tcW w:type="dxa" w:w="4320"/>
-          </w:tcPr>
-          <w:p>
-            <w:r>
-              <w:rPr>
-                <w:rFonts w:ascii="Noto Sans CJK SC" w:hAnsi="Noto Sans CJK SC" w:eastAsia="Noto Sans CJK SC"/>
-                <w:b w:val="0"/>
-                <w:sz w:val="20"/>
-              </w:rPr>
-              <w:t>财务管理</w:t>
-            </w:r>
-          </w:p>
-        </w:tc>
-        <w:tc>
-          <w:tcPr>
-            <w:tcW w:type="dxa" w:w="4320"/>
-          </w:tcPr>
-          <w:p>
-            <w:r>
-              <w:rPr>
-                <w:rFonts w:ascii="Noto Sans CJK SC" w:hAnsi="Noto Sans CJK SC" w:eastAsia="Noto Sans CJK SC"/>
-                <w:b w:val="0"/>
-                <w:sz w:val="20"/>
-              </w:rPr>
-              <w:t>中等满意</w:t>
-            </w:r>
-          </w:p>
-        </w:tc>
-      </w:tr>
-      <w:tr>
-        <w:tc>
-          <w:tcPr>
-            <w:tcW w:type="dxa" w:w="4320"/>
-          </w:tcPr>
-          <w:p>
-            <w:r>
-              <w:rPr>
-                <w:rFonts w:ascii="Noto Sans CJK SC" w:hAnsi="Noto Sans CJK SC" w:eastAsia="Noto Sans CJK SC"/>
-                <w:b w:val="0"/>
-                <w:sz w:val="20"/>
-              </w:rPr>
-              <w:t>采购管理</w:t>
-            </w:r>
-          </w:p>
-        </w:tc>
-        <w:tc>
-          <w:tcPr>
-            <w:tcW w:type="dxa" w:w="4320"/>
-          </w:tcPr>
-          <w:p>
-            <w:r>
-              <w:rPr>
-                <w:rFonts w:ascii="Noto Sans CJK SC" w:hAnsi="Noto Sans CJK SC" w:eastAsia="Noto Sans CJK SC"/>
-                <w:b w:val="0"/>
-                <w:sz w:val="20"/>
-              </w:rPr>
-              <w:t>中等满意</w:t>
-            </w:r>
-          </w:p>
-        </w:tc>
-      </w:tr>
-      <w:tr>
-        <w:tc>
-          <w:tcPr>
-            <w:tcW w:type="dxa" w:w="4320"/>
-          </w:tcPr>
-          <w:p>
-            <w:r>
-              <w:rPr>
-                <w:rFonts w:ascii="Noto Sans CJK SC" w:hAnsi="Noto Sans CJK SC" w:eastAsia="Noto Sans CJK SC"/>
-                <w:b w:val="0"/>
-                <w:sz w:val="20"/>
-              </w:rPr>
-              <w:t>项目监测与评估</w:t>
-            </w:r>
-          </w:p>
-        </w:tc>
-        <w:tc>
-          <w:tcPr>
-            <w:tcW w:type="dxa" w:w="4320"/>
-          </w:tcPr>
-          <w:p>
-            <w:r>
-              <w:rPr>
-                <w:rFonts w:ascii="Noto Sans CJK SC" w:hAnsi="Noto Sans CJK SC" w:eastAsia="Noto Sans CJK SC"/>
-                <w:b w:val="0"/>
-                <w:sz w:val="20"/>
-              </w:rPr>
-              <w:t>满意</w:t>
-            </w:r>
-          </w:p>
-        </w:tc>
-      </w:tr>
-      <w:tr>
-        <w:tc>
-          <w:tcPr>
-            <w:tcW w:type="dxa" w:w="4320"/>
-          </w:tcPr>
-          <w:p>
-            <w:r>
-              <w:rPr>
-                <w:rFonts w:ascii="Noto Sans CJK SC" w:hAnsi="Noto Sans CJK SC" w:eastAsia="Noto Sans CJK SC"/>
-                <w:b w:val="0"/>
-                <w:sz w:val="20"/>
-              </w:rPr>
-              <w:t>对口资金</w:t>
-            </w:r>
-          </w:p>
-        </w:tc>
-        <w:tc>
-          <w:tcPr>
-            <w:tcW w:type="dxa" w:w="4320"/>
-          </w:tcPr>
-          <w:p>
-            <w:r>
-              <w:rPr>
-                <w:rFonts w:ascii="Noto Sans CJK SC" w:hAnsi="Noto Sans CJK SC" w:eastAsia="Noto Sans CJK SC"/>
-                <w:b w:val="0"/>
-                <w:sz w:val="20"/>
-              </w:rPr>
-              <w:t>中等不满意 ⚠️</w:t>
-            </w:r>
-          </w:p>
-        </w:tc>
-      </w:tr>
-    </w:tbl>
-    <w:p/>
-    <w:p>
-      <w:pPr>
-        <w:pStyle w:val="Heading2"/>
-      </w:pPr>
-      <w:r>
-        <w:rPr>
-          <w:rFonts w:ascii="Noto Sans CJK SC" w:hAnsi="Noto Sans CJK SC" w:eastAsia="Noto Sans CJK SC"/>
-        </w:rPr>
-        <w:t>四、风险分析</w:t>
-      </w:r>
-    </w:p>
-    <w:p>
-      <w:pPr>
-        <w:pStyle w:val="Heading3"/>
-      </w:pPr>
-      <w:r>
-        <w:rPr>
-          <w:rFonts w:ascii="Noto Sans CJK SC" w:hAnsi="Noto Sans CJK SC" w:eastAsia="Noto Sans CJK SC"/>
-        </w:rPr>
-        <w:t>1. 财务风险 ⚠️⚠️</w:t>
-      </w:r>
-    </w:p>
-    <w:p>
-      <w:pPr/>
-      <w:r>
-        <w:rPr>
-          <w:rFonts w:ascii="Noto Sans CJK SC" w:hAnsi="Noto Sans CJK SC" w:eastAsia="Noto Sans CJK SC"/>
-          <w:b w:val="0"/>
-          <w:sz w:val="22"/>
-        </w:rPr>
-        <w:t>• 已拨付约 US$ 7,000万（截至2026年4月），剩余资金约 US$ 8,300万需在16个月内执行完毕</w:t>
-      </w:r>
-    </w:p>
-    <w:p>
-      <w:pPr/>
-      <w:r>
-        <w:rPr>
-          <w:rFonts w:ascii="Noto Sans CJK SC" w:hAnsi="Noto Sans CJK SC" w:eastAsia="Noto Sans CJK SC"/>
-          <w:b w:val="0"/>
-          <w:sz w:val="22"/>
-        </w:rPr>
-        <w:t>• 巴西地方政府配套资金持续面临压力</w:t>
-      </w:r>
-    </w:p>
-    <w:p>
-      <w:pPr/>
-      <w:r>
-        <w:rPr>
-          <w:rFonts w:ascii="Noto Sans CJK SC" w:hAnsi="Noto Sans CJK SC" w:eastAsia="Noto Sans CJK SC"/>
-          <w:b w:val="0"/>
-          <w:color w:val="C80000"/>
-          <w:sz w:val="22"/>
-        </w:rPr>
-        <w:t>• 汇率波动风险：美元/巴西雷亚尔波动</w:t>
-      </w:r>
-    </w:p>
-    <w:p>
-      <w:pPr>
-        <w:pStyle w:val="Heading3"/>
-      </w:pPr>
-      <w:r>
-        <w:rPr>
-          <w:rFonts w:ascii="Noto Sans CJK SC" w:hAnsi="Noto Sans CJK SC" w:eastAsia="Noto Sans CJK SC"/>
-        </w:rPr>
-        <w:t>2. 时间风险 ⚠️⚠️⚠️</w:t>
-      </w:r>
-    </w:p>
-    <w:p>
-      <w:pPr/>
-      <w:r>
-        <w:rPr>
-          <w:rFonts w:ascii="Noto Sans CJK SC" w:hAnsi="Noto Sans CJK SC" w:eastAsia="Noto Sans CJK SC"/>
-          <w:b w:val="0"/>
-          <w:sz w:val="22"/>
-        </w:rPr>
-        <w:t>• 项目关闭日期：2027年9月30日</w:t>
-      </w:r>
-    </w:p>
-    <w:p>
-      <w:pPr/>
-      <w:r>
-        <w:rPr>
-          <w:rFonts w:ascii="Noto Sans CJK SC" w:hAnsi="Noto Sans CJK SC" w:eastAsia="Noto Sans CJK SC"/>
-          <w:b w:val="0"/>
-          <w:sz w:val="22"/>
-        </w:rPr>
-        <w:t>• 目前还有大量资金未使用完，执行节奏紧迫</w:t>
-      </w:r>
-    </w:p>
-    <w:p>
-      <w:pPr>
-        <w:pStyle w:val="Heading3"/>
-      </w:pPr>
-      <w:r>
-        <w:rPr>
-          <w:rFonts w:ascii="Noto Sans CJK SC" w:hAnsi="Noto Sans CJK SC" w:eastAsia="Noto Sans CJK SC"/>
-        </w:rPr>
-        <w:t>3. 执行风险 ⚠️⚠️</w:t>
-      </w:r>
-    </w:p>
-    <w:p>
-      <w:pPr/>
-      <w:r>
-        <w:rPr>
-          <w:rFonts w:ascii="Noto Sans CJK SC" w:hAnsi="Noto Sans CJK SC" w:eastAsia="Noto Sans CJK SC"/>
-          <w:b w:val="0"/>
-          <w:sz w:val="22"/>
-        </w:rPr>
-        <w:t>• 塞阿拉州农村地区基础设施薄弱，物流成本高</w:t>
-      </w:r>
-    </w:p>
-    <w:p>
-      <w:pPr/>
-      <w:r>
-        <w:rPr>
-          <w:rFonts w:ascii="Noto Sans CJK SC" w:hAnsi="Noto Sans CJK SC" w:eastAsia="Noto Sans CJK SC"/>
-          <w:b w:val="0"/>
-          <w:sz w:val="22"/>
-        </w:rPr>
-        <w:t>• 半干旱气候限制施工窗口期</w:t>
-      </w:r>
-    </w:p>
-    <w:p>
-      <w:pPr/>
-      <w:r>
-        <w:rPr>
-          <w:rFonts w:ascii="Noto Sans CJK SC" w:hAnsi="Noto Sans CJK SC" w:eastAsia="Noto Sans CJK SC"/>
-          <w:b w:val="0"/>
-          <w:sz w:val="22"/>
-        </w:rPr>
-        <w:t>• 需要与地方政府协调土地征用和社区参与</w:t>
-      </w:r>
-    </w:p>
-    <w:p>
-      <w:pPr>
-        <w:pStyle w:val="Heading3"/>
-      </w:pPr>
-      <w:r>
-        <w:rPr>
-          <w:rFonts w:ascii="Noto Sans CJK SC" w:hAnsi="Noto Sans CJK SC" w:eastAsia="Noto Sans CJK SC"/>
-        </w:rPr>
-        <w:t>4. 政治/制度风险 ⚠️</w:t>
-      </w:r>
-    </w:p>
-    <w:p>
-      <w:pPr/>
-      <w:r>
-        <w:rPr>
-          <w:rFonts w:ascii="Noto Sans CJK SC" w:hAnsi="Noto Sans CJK SC" w:eastAsia="Noto Sans CJK SC"/>
-          <w:b w:val="0"/>
-          <w:sz w:val="22"/>
-        </w:rPr>
-        <w:t>• 巴西2026年为大选年，政府部门可能存在人事变动</w:t>
-      </w:r>
-    </w:p>
-    <w:p>
-      <w:pPr/>
-      <w:r>
-        <w:rPr>
-          <w:rFonts w:ascii="Noto Sans CJK SC" w:hAnsi="Noto Sans CJK SC" w:eastAsia="Noto Sans CJK SC"/>
-          <w:b w:val="0"/>
-          <w:sz w:val="22"/>
-        </w:rPr>
-        <w:t>• 但项目已运行6年+，制度惯性强，影响有限</w:t>
-      </w:r>
-    </w:p>
-    <w:p>
-      <w:pPr>
-        <w:pStyle w:val="Heading3"/>
-      </w:pPr>
-      <w:r>
-        <w:rPr>
-          <w:rFonts w:ascii="Noto Sans CJK SC" w:hAnsi="Noto Sans CJK SC" w:eastAsia="Noto Sans CJK SC"/>
-        </w:rPr>
-        <w:t>5. 竞争风险 ⚠️</w:t>
-      </w:r>
-    </w:p>
-    <w:p>
-      <w:pPr/>
-      <w:r>
-        <w:rPr>
-          <w:rFonts w:ascii="Noto Sans CJK SC" w:hAnsi="Noto Sans CJK SC" w:eastAsia="Noto Sans CJK SC"/>
-          <w:b w:val="0"/>
-          <w:sz w:val="22"/>
-        </w:rPr>
-        <w:t>• 此类供水项目通常吸引本土巴西建筑企业</w:t>
-      </w:r>
-    </w:p>
-    <w:p>
-      <w:pPr/>
-      <w:r>
-        <w:rPr>
-          <w:rFonts w:ascii="Noto Sans CJK SC" w:hAnsi="Noto Sans CJK SC" w:eastAsia="Noto Sans CJK SC"/>
-          <w:b w:val="0"/>
-          <w:sz w:val="22"/>
-        </w:rPr>
-        <w:t>• 国际企业参与需要：葡萄牙语文档能力、巴西本地注册或合作伙伴、了解巴西税收/劳动法体系</w:t>
-      </w:r>
-    </w:p>
-    <w:p>
-      <w:pPr>
-        <w:pStyle w:val="Heading2"/>
-      </w:pPr>
-      <w:r>
-        <w:rPr>
-          <w:rFonts w:ascii="Noto Sans CJK SC" w:hAnsi="Noto Sans CJK SC" w:eastAsia="Noto Sans CJK SC"/>
-        </w:rPr>
-        <w:t>五、投标要点建议</w:t>
-      </w:r>
-    </w:p>
-    <w:p>
-      <w:pPr>
-        <w:pStyle w:val="Heading3"/>
-      </w:pPr>
-      <w:r>
-        <w:rPr>
-          <w:rFonts w:ascii="Noto Sans CJK SC" w:hAnsi="Noto Sans CJK SC" w:eastAsia="Noto Sans CJK SC"/>
-        </w:rPr>
-        <w:t>资质要求（预估）</w:t>
-      </w:r>
-    </w:p>
-    <w:p>
-      <w:pPr/>
-      <w:r>
-        <w:rPr>
-          <w:rFonts w:ascii="Noto Sans CJK SC" w:hAnsi="Noto Sans CJK SC" w:eastAsia="Noto Sans CJK SC"/>
-          <w:b w:val="0"/>
-          <w:sz w:val="22"/>
-        </w:rPr>
-        <w:t>• 建筑工程承包资质（巴西 CREA 注册或等效）</w:t>
-      </w:r>
-    </w:p>
-    <w:p>
-      <w:pPr/>
-      <w:r>
-        <w:rPr>
-          <w:rFonts w:ascii="Noto Sans CJK SC" w:hAnsi="Noto Sans CJK SC" w:eastAsia="Noto Sans CJK SC"/>
-          <w:b w:val="0"/>
-          <w:sz w:val="22"/>
-        </w:rPr>
-        <w:t>• 水务/供水工程施工经验（5年+，同规模至少2个项目）</w:t>
-      </w:r>
-    </w:p>
-    <w:p>
-      <w:pPr/>
-      <w:r>
-        <w:rPr>
-          <w:rFonts w:ascii="Noto Sans CJK SC" w:hAnsi="Noto Sans CJK SC" w:eastAsia="Noto Sans CJK SC"/>
-          <w:b w:val="0"/>
-          <w:sz w:val="22"/>
-        </w:rPr>
-        <w:t>• 环境管理能力（B类环境项目需要环境管理计划）</w:t>
-      </w:r>
-    </w:p>
-    <w:p>
-      <w:pPr/>
-      <w:r>
-        <w:rPr>
-          <w:rFonts w:ascii="Noto Sans CJK SC" w:hAnsi="Noto Sans CJK SC" w:eastAsia="Noto Sans CJK SC"/>
-          <w:b w:val="0"/>
-          <w:sz w:val="22"/>
-        </w:rPr>
-        <w:t>• 当地团队配置能力（至少30%本地员工要求）</w:t>
-      </w:r>
-    </w:p>
-    <w:p>
-      <w:pPr>
-        <w:pStyle w:val="Heading3"/>
-      </w:pPr>
-      <w:r>
-        <w:rPr>
-          <w:rFonts w:ascii="Noto Sans CJK SC" w:hAnsi="Noto Sans CJK SC" w:eastAsia="Noto Sans CJK SC"/>
-        </w:rPr>
-        <w:t>关键技术方案</w:t>
-      </w:r>
-    </w:p>
-    <w:p>
-      <w:pPr/>
-      <w:r>
-        <w:rPr>
-          <w:rFonts w:ascii="Noto Sans CJK SC" w:hAnsi="Noto Sans CJK SC" w:eastAsia="Noto Sans CJK SC"/>
-          <w:b w:val="0"/>
-          <w:sz w:val="22"/>
-        </w:rPr>
-        <w:t>1. 供水系统：深井取水 + 小型水处理 + 管网入户</w:t>
-      </w:r>
-    </w:p>
-    <w:p>
-      <w:pPr/>
-      <w:r>
-        <w:rPr>
-          <w:rFonts w:ascii="Noto Sans CJK SC" w:hAnsi="Noto Sans CJK SC" w:eastAsia="Noto Sans CJK SC"/>
-          <w:b w:val="0"/>
-          <w:sz w:val="22"/>
-        </w:rPr>
-        <w:t>2. 卫生模块：化粪池 + 渗滤系统（适应半干旱地区的节水型方案）</w:t>
-      </w:r>
-    </w:p>
-    <w:p>
-      <w:pPr/>
-      <w:r>
-        <w:rPr>
-          <w:rFonts w:ascii="Noto Sans CJK SC" w:hAnsi="Noto Sans CJK SC" w:eastAsia="Noto Sans CJK SC"/>
-          <w:b w:val="0"/>
-          <w:sz w:val="22"/>
-        </w:rPr>
-        <w:t>3. 气候适应性：需考虑干旱期供水保障方案</w:t>
-      </w:r>
-    </w:p>
-    <w:p>
-      <w:pPr/>
-      <w:r>
-        <w:rPr>
-          <w:rFonts w:ascii="Noto Sans CJK SC" w:hAnsi="Noto Sans CJK SC" w:eastAsia="Noto Sans CJK SC"/>
-          <w:b w:val="0"/>
-          <w:sz w:val="22"/>
-        </w:rPr>
-        <w:t>4. 社区参与：需包含受益社区培训和水管理委员会建立</w:t>
-      </w:r>
-    </w:p>
-    <w:p>
-      <w:pPr>
-        <w:pStyle w:val="Heading3"/>
-      </w:pPr>
-      <w:r>
-        <w:rPr>
-          <w:rFonts w:ascii="Noto Sans CJK SC" w:hAnsi="Noto Sans CJK SC" w:eastAsia="Noto Sans CJK SC"/>
-        </w:rPr>
-        <w:t>投标策略</w:t>
-      </w:r>
-    </w:p>
-    <w:tbl>
-      <w:tblPr>
-        <w:tblStyle w:val="TableGrid"/>
-        <w:tblW w:type="auto" w:w="0"/>
-        <w:jc w:val="center"/>
-        <w:tblLook w:firstColumn="1" w:firstRow="1" w:lastColumn="0" w:lastRow="0" w:noHBand="0" w:noVBand="1" w:val="04A0"/>
-      </w:tblPr>
-      <w:tblGrid>
-        <w:gridCol w:w="4320"/>
-        <w:gridCol w:w="4320"/>
-      </w:tblGrid>
-      <w:tr>
-        <w:tc>
-          <w:tcPr>
-            <w:tcW w:type="dxa" w:w="4320"/>
-          </w:tcPr>
-          <w:p>
-            <w:r>
-              <w:rPr>
-                <w:rFonts w:ascii="Noto Sans CJK SC" w:hAnsi="Noto Sans CJK SC" w:eastAsia="Noto Sans CJK SC"/>
-                <w:b/>
-                <w:sz w:val="20"/>
-              </w:rPr>
-              <w:t>策略</w:t>
-            </w:r>
-          </w:p>
-        </w:tc>
-        <w:tc>
-          <w:tcPr>
-            <w:tcW w:type="dxa" w:w="4320"/>
-          </w:tcPr>
-          <w:p>
-            <w:r>
-              <w:rPr>
-                <w:rFonts w:ascii="Noto Sans CJK SC" w:hAnsi="Noto Sans CJK SC" w:eastAsia="Noto Sans CJK SC"/>
-                <w:b/>
-                <w:sz w:val="20"/>
-              </w:rPr>
-              <w:t>建议</w:t>
-            </w:r>
-          </w:p>
-        </w:tc>
-      </w:tr>
-      <w:tr>
-        <w:tc>
-          <w:tcPr>
-            <w:tcW w:type="dxa" w:w="4320"/>
-          </w:tcPr>
-          <w:p>
-            <w:r>
-              <w:rPr>
-                <w:rFonts w:ascii="Noto Sans CJK SC" w:hAnsi="Noto Sans CJK SC" w:eastAsia="Noto Sans CJK SC"/>
-                <w:b w:val="0"/>
-                <w:sz w:val="20"/>
-              </w:rPr>
-              <w:t>合作模式</w:t>
-            </w:r>
-          </w:p>
-        </w:tc>
-        <w:tc>
-          <w:tcPr>
-            <w:tcW w:type="dxa" w:w="4320"/>
-          </w:tcPr>
-          <w:p>
-            <w:r>
-              <w:rPr>
-                <w:rFonts w:ascii="Noto Sans CJK SC" w:hAnsi="Noto Sans CJK SC" w:eastAsia="Noto Sans CJK SC"/>
-                <w:b w:val="0"/>
-                <w:sz w:val="20"/>
-              </w:rPr>
-              <w:t>推荐与巴西本地建筑公司组成联合体（JV）</w:t>
-            </w:r>
-          </w:p>
-        </w:tc>
-      </w:tr>
-      <w:tr>
-        <w:tc>
-          <w:tcPr>
-            <w:tcW w:type="dxa" w:w="4320"/>
-          </w:tcPr>
-          <w:p>
-            <w:r>
-              <w:rPr>
-                <w:rFonts w:ascii="Noto Sans CJK SC" w:hAnsi="Noto Sans CJK SC" w:eastAsia="Noto Sans CJK SC"/>
-                <w:b w:val="0"/>
-                <w:sz w:val="20"/>
-              </w:rPr>
-              <w:t>技术差异化</w:t>
-            </w:r>
-          </w:p>
-        </w:tc>
-        <w:tc>
-          <w:tcPr>
-            <w:tcW w:type="dxa" w:w="4320"/>
-          </w:tcPr>
-          <w:p>
-            <w:r>
-              <w:rPr>
-                <w:rFonts w:ascii="Noto Sans CJK SC" w:hAnsi="Noto Sans CJK SC" w:eastAsia="Noto Sans CJK SC"/>
-                <w:b w:val="0"/>
-                <w:sz w:val="20"/>
-              </w:rPr>
-              <w:t>强调气候适应性供水方案、节水技术</w:t>
-            </w:r>
-          </w:p>
-        </w:tc>
-      </w:tr>
-      <w:tr>
-        <w:tc>
-          <w:tcPr>
-            <w:tcW w:type="dxa" w:w="4320"/>
-          </w:tcPr>
-          <w:p>
-            <w:r>
-              <w:rPr>
-                <w:rFonts w:ascii="Noto Sans CJK SC" w:hAnsi="Noto Sans CJK SC" w:eastAsia="Noto Sans CJK SC"/>
-                <w:b w:val="0"/>
-                <w:sz w:val="20"/>
-              </w:rPr>
-              <w:t>价格策略</w:t>
-            </w:r>
-          </w:p>
-        </w:tc>
-        <w:tc>
-          <w:tcPr>
-            <w:tcW w:type="dxa" w:w="4320"/>
-          </w:tcPr>
-          <w:p>
-            <w:r>
-              <w:rPr>
-                <w:rFonts w:ascii="Noto Sans CJK SC" w:hAnsi="Noto Sans CJK SC" w:eastAsia="Noto Sans CJK SC"/>
-                <w:b w:val="0"/>
-                <w:sz w:val="20"/>
-              </w:rPr>
-              <w:t>中低价位 + 强调全生命周期成本优势</w:t>
-            </w:r>
-          </w:p>
-        </w:tc>
-      </w:tr>
-      <w:tr>
-        <w:tc>
-          <w:tcPr>
-            <w:tcW w:type="dxa" w:w="4320"/>
-          </w:tcPr>
-          <w:p>
-            <w:r>
-              <w:rPr>
-                <w:rFonts w:ascii="Noto Sans CJK SC" w:hAnsi="Noto Sans CJK SC" w:eastAsia="Noto Sans CJK SC"/>
-                <w:b w:val="0"/>
-                <w:sz w:val="20"/>
-              </w:rPr>
-              <w:t>社会价值</w:t>
-            </w:r>
-          </w:p>
-        </w:tc>
-        <w:tc>
-          <w:tcPr>
-            <w:tcW w:type="dxa" w:w="4320"/>
-          </w:tcPr>
-          <w:p>
-            <w:r>
-              <w:rPr>
-                <w:rFonts w:ascii="Noto Sans CJK SC" w:hAnsi="Noto Sans CJK SC" w:eastAsia="Noto Sans CJK SC"/>
-                <w:b w:val="0"/>
-                <w:sz w:val="20"/>
-              </w:rPr>
-              <w:t>突出社区参与和培训方案（世行重视）</w:t>
-            </w:r>
-          </w:p>
-        </w:tc>
-      </w:tr>
-    </w:tbl>
-    <w:p/>
-    <w:p>
-      <w:pPr>
-        <w:pStyle w:val="Heading2"/>
-      </w:pPr>
-      <w:r>
-        <w:rPr>
-          <w:rFonts w:ascii="Noto Sans CJK SC" w:hAnsi="Noto Sans CJK SC" w:eastAsia="Noto Sans CJK SC"/>
-        </w:rPr>
-        <w:t>六、项目执行计划建议</w:t>
-      </w:r>
-    </w:p>
-    <w:p>
-      <w:pPr>
-        <w:pStyle w:val="Heading3"/>
-      </w:pPr>
-      <w:r>
-        <w:rPr>
-          <w:rFonts w:ascii="Noto Sans CJK SC" w:hAnsi="Noto Sans CJK SC" w:eastAsia="Noto Sans CJK SC"/>
-        </w:rPr>
-        <w:t>第一阶段：启动期（前2个月）</w:t>
-      </w:r>
-    </w:p>
-    <w:p>
-      <w:pPr/>
-      <w:r>
-        <w:rPr>
-          <w:rFonts w:ascii="Noto Sans CJK SC" w:hAnsi="Noto Sans CJK SC" w:eastAsia="Noto Sans CJK SC"/>
-          <w:b w:val="0"/>
-          <w:sz w:val="22"/>
-        </w:rPr>
-        <w:t>• 签订合同 + 动员</w:t>
-        <w:br/>
-        <w:t>• 组建项目团队（含本地分包商选定）</w:t>
-        <w:br/>
-        <w:t>• 施工图深化设计</w:t>
-        <w:br/>
-        <w:t>• 社区参与启动</w:t>
-      </w:r>
-    </w:p>
-    <w:p>
-      <w:pPr>
-        <w:pStyle w:val="Heading3"/>
-      </w:pPr>
-      <w:r>
-        <w:rPr>
-          <w:rFonts w:ascii="Noto Sans CJK SC" w:hAnsi="Noto Sans CJK SC" w:eastAsia="Noto Sans CJK SC"/>
-        </w:rPr>
-        <w:t>第二阶段：施工期（8个月）</w:t>
-      </w:r>
-    </w:p>
-    <w:p>
-      <w:pPr/>
-      <w:r>
-        <w:rPr>
-          <w:rFonts w:ascii="Noto Sans CJK SC" w:hAnsi="Noto Sans CJK SC" w:eastAsia="Noto Sans CJK SC"/>
-          <w:b w:val="0"/>
-          <w:sz w:val="22"/>
-        </w:rPr>
-        <w:t>• 水井钻探/水源工程</w:t>
-        <w:br/>
-        <w:t>• 管网铺设</w:t>
-        <w:br/>
-        <w:t>• 储水设施建设</w:t>
-        <w:br/>
-        <w:t>• 卫生模块施工</w:t>
-        <w:br/>
-        <w:t>• 平行施工（多个村落同时开展）</w:t>
-      </w:r>
-    </w:p>
-    <w:p>
-      <w:pPr>
-        <w:pStyle w:val="Heading3"/>
-      </w:pPr>
-      <w:r>
-        <w:rPr>
-          <w:rFonts w:ascii="Noto Sans CJK SC" w:hAnsi="Noto Sans CJK SC" w:eastAsia="Noto Sans CJK SC"/>
-        </w:rPr>
-        <w:t>第三阶段：收尾（第11-13个月）</w:t>
-      </w:r>
-    </w:p>
-    <w:p>
-      <w:pPr/>
-      <w:r>
-        <w:rPr>
-          <w:rFonts w:ascii="Noto Sans CJK SC" w:hAnsi="Noto Sans CJK SC" w:eastAsia="Noto Sans CJK SC"/>
-          <w:b w:val="0"/>
-          <w:sz w:val="22"/>
-        </w:rPr>
-        <w:t>• 系统调试</w:t>
-        <w:br/>
-        <w:t>• 社区培训 + 运维移交</w:t>
-        <w:br/>
-        <w:t>• 竣工资料编制</w:t>
-        <w:br/>
-        <w:t>• 缺陷责任期维护</w:t>
-      </w:r>
-    </w:p>
-    <w:p>
-      <w:pPr>
-        <w:pStyle w:val="Heading3"/>
-      </w:pPr>
-      <w:r>
-        <w:rPr>
-          <w:rFonts w:ascii="Noto Sans CJK SC" w:hAnsi="Noto Sans CJK SC" w:eastAsia="Noto Sans CJK SC"/>
-        </w:rPr>
-        <w:t>第四阶段：质保期（12个月）</w:t>
-      </w:r>
-    </w:p>
-    <w:p>
-      <w:pPr/>
-      <w:r>
-        <w:rPr>
-          <w:rFonts w:ascii="Noto Sans CJK SC" w:hAnsi="Noto Sans CJK SC" w:eastAsia="Noto Sans CJK SC"/>
-          <w:b w:val="0"/>
-          <w:sz w:val="22"/>
-        </w:rPr>
-        <w:t>• 系统运行监测</w:t>
-        <w:br/>
-        <w:t>• 问题整改</w:t>
-        <w:br/>
-        <w:t>• 最终验收</w:t>
-      </w:r>
-    </w:p>
-    <w:p>
-      <w:pPr>
-        <w:pStyle w:val="Heading2"/>
-      </w:pPr>
-      <w:r>
-        <w:rPr>
-          <w:rFonts w:ascii="Noto Sans CJK SC" w:hAnsi="Noto Sans CJK SC" w:eastAsia="Noto Sans CJK SC"/>
-        </w:rPr>
-        <w:t>七、项目优势</w:t>
-      </w:r>
-    </w:p>
-    <w:p>
-      <w:pPr/>
-      <w:r>
-        <w:rPr>
-          <w:rFonts w:ascii="Noto Sans CJK SC" w:hAnsi="Noto Sans CJK SC" w:eastAsia="Noto Sans CJK SC"/>
-          <w:b w:val="0"/>
-          <w:sz w:val="22"/>
-        </w:rPr>
-        <w:t>1. 世界银行出资 → 资金有保障，付款信誉好</w:t>
-      </w:r>
-    </w:p>
-    <w:p>
-      <w:pPr/>
-      <w:r>
-        <w:rPr>
-          <w:rFonts w:ascii="Noto Sans CJK SC" w:hAnsi="Noto Sans CJK SC" w:eastAsia="Noto Sans CJK SC"/>
-          <w:b w:val="0"/>
-          <w:sz w:val="22"/>
-        </w:rPr>
-        <w:t>2. 项目已进入成熟期 → 所有制度流程已经跑通</w:t>
-      </w:r>
-    </w:p>
-    <w:p>
-      <w:pPr/>
-      <w:r>
-        <w:rPr>
-          <w:rFonts w:ascii="Noto Sans CJK SC" w:hAnsi="Noto Sans CJK SC" w:eastAsia="Noto Sans CJK SC"/>
-          <w:b w:val="0"/>
-          <w:sz w:val="22"/>
-        </w:rPr>
-        <w:t>3. 基础民生工程 → 政治风险低，社区支持度高</w:t>
-      </w:r>
-    </w:p>
-    <w:p>
-      <w:pPr/>
-      <w:r>
-        <w:rPr>
-          <w:rFonts w:ascii="Noto Sans CJK SC" w:hAnsi="Noto Sans CJK SC" w:eastAsia="Noto Sans CJK SC"/>
-          <w:b w:val="0"/>
-          <w:sz w:val="22"/>
-        </w:rPr>
-        <w:t>4. 团队 Leader 评分 Satisfactory → 管理质量有保证</w:t>
-      </w:r>
-    </w:p>
-    <w:p>
-      <w:pPr/>
-      <w:r>
-        <w:rPr>
-          <w:rFonts w:ascii="Noto Sans CJK SC" w:hAnsi="Noto Sans CJK SC" w:eastAsia="Noto Sans CJK SC"/>
-          <w:b w:val="0"/>
-          <w:sz w:val="22"/>
-        </w:rPr>
-        <w:t>5. 总预算大（US$1.5亿+）→ 后续还有更多分包机会</w:t>
-      </w:r>
-    </w:p>
-    <w:p>
-      <w:pPr>
-        <w:pStyle w:val="Heading2"/>
-      </w:pPr>
-      <w:r>
-        <w:rPr>
-          <w:rFonts w:ascii="Noto Sans CJK SC" w:hAnsi="Noto Sans CJK SC" w:eastAsia="Noto Sans CJK SC"/>
-        </w:rPr>
-        <w:t>八、行动建议</w:t>
-      </w:r>
-    </w:p>
-    <w:tbl>
-      <w:tblPr>
-        <w:tblStyle w:val="TableGrid"/>
-        <w:tblW w:type="auto" w:w="0"/>
-        <w:jc w:val="center"/>
-        <w:tblLook w:firstColumn="1" w:firstRow="1" w:lastColumn="0" w:lastRow="0" w:noHBand="0" w:noVBand="1" w:val="04A0"/>
-      </w:tblPr>
-      <w:tblGrid>
-        <w:gridCol w:w="2880"/>
-        <w:gridCol w:w="2880"/>
-        <w:gridCol w:w="2880"/>
-      </w:tblGrid>
-      <w:tr>
-        <w:tc>
-          <w:tcPr>
-            <w:tcW w:type="dxa" w:w="2880"/>
-          </w:tcPr>
-          <w:p>
-            <w:r>
-              <w:rPr>
-                <w:rFonts w:ascii="Noto Sans CJK SC" w:hAnsi="Noto Sans CJK SC" w:eastAsia="Noto Sans CJK SC"/>
-                <w:b/>
-                <w:sz w:val="20"/>
-              </w:rPr>
-              <w:t>优先级</w:t>
-            </w:r>
-          </w:p>
-        </w:tc>
-        <w:tc>
-          <w:tcPr>
-            <w:tcW w:type="dxa" w:w="2880"/>
-          </w:tcPr>
-          <w:p>
-            <w:r>
-              <w:rPr>
-                <w:rFonts w:ascii="Noto Sans CJK SC" w:hAnsi="Noto Sans CJK SC" w:eastAsia="Noto Sans CJK SC"/>
-                <w:b/>
-                <w:sz w:val="20"/>
-              </w:rPr>
-              <w:t>截止时间</w:t>
-            </w:r>
-          </w:p>
-        </w:tc>
-        <w:tc>
-          <w:tcPr>
-            <w:tcW w:type="dxa" w:w="2880"/>
-          </w:tcPr>
-          <w:p>
-            <w:r>
-              <w:rPr>
-                <w:rFonts w:ascii="Noto Sans CJK SC" w:hAnsi="Noto Sans CJK SC" w:eastAsia="Noto Sans CJK SC"/>
-                <w:b/>
-                <w:sz w:val="20"/>
-              </w:rPr>
-              <w:t>事项</w:t>
-            </w:r>
-          </w:p>
-        </w:tc>
-      </w:tr>
-      <w:tr>
-        <w:tc>
-          <w:tcPr>
-            <w:tcW w:type="dxa" w:w="2880"/>
-          </w:tcPr>
-          <w:p>
-            <w:r>
-              <w:rPr>
-                <w:rFonts w:ascii="Noto Sans CJK SC" w:hAnsi="Noto Sans CJK SC" w:eastAsia="Noto Sans CJK SC"/>
-                <w:b w:val="0"/>
-                <w:sz w:val="20"/>
-              </w:rPr>
-              <w:t>高</w:t>
-            </w:r>
-          </w:p>
-        </w:tc>
-        <w:tc>
-          <w:tcPr>
-            <w:tcW w:type="dxa" w:w="2880"/>
-          </w:tcPr>
-          <w:p>
-            <w:r>
-              <w:rPr>
-                <w:rFonts w:ascii="Noto Sans CJK SC" w:hAnsi="Noto Sans CJK SC" w:eastAsia="Noto Sans CJK SC"/>
-                <w:b w:val="0"/>
-                <w:sz w:val="20"/>
-              </w:rPr>
-              <w:t>尽快</w:t>
-            </w:r>
-          </w:p>
-        </w:tc>
-        <w:tc>
-          <w:tcPr>
-            <w:tcW w:type="dxa" w:w="2880"/>
-          </w:tcPr>
-          <w:p>
-            <w:r>
-              <w:rPr>
-                <w:rFonts w:ascii="Noto Sans CJK SC" w:hAnsi="Noto Sans CJK SC" w:eastAsia="Noto Sans CJK SC"/>
-                <w:b w:val="0"/>
-                <w:sz w:val="20"/>
-              </w:rPr>
-              <w:t>确认是否参与 → 获取完整招标文件并翻译</w:t>
-            </w:r>
-          </w:p>
-        </w:tc>
-      </w:tr>
-      <w:tr>
-        <w:tc>
-          <w:tcPr>
-            <w:tcW w:type="dxa" w:w="2880"/>
-          </w:tcPr>
-          <w:p>
-            <w:r>
-              <w:rPr>
-                <w:rFonts w:ascii="Noto Sans CJK SC" w:hAnsi="Noto Sans CJK SC" w:eastAsia="Noto Sans CJK SC"/>
-                <w:b w:val="0"/>
-                <w:sz w:val="20"/>
-              </w:rPr>
-              <w:t>高</w:t>
-            </w:r>
-          </w:p>
-        </w:tc>
-        <w:tc>
-          <w:tcPr>
-            <w:tcW w:type="dxa" w:w="2880"/>
-          </w:tcPr>
-          <w:p>
-            <w:r>
-              <w:rPr>
-                <w:rFonts w:ascii="Noto Sans CJK SC" w:hAnsi="Noto Sans CJK SC" w:eastAsia="Noto Sans CJK SC"/>
-                <w:b w:val="0"/>
-                <w:sz w:val="20"/>
-              </w:rPr>
-              <w:t>近期</w:t>
-            </w:r>
-          </w:p>
-        </w:tc>
-        <w:tc>
-          <w:tcPr>
-            <w:tcW w:type="dxa" w:w="2880"/>
-          </w:tcPr>
-          <w:p>
-            <w:r>
-              <w:rPr>
-                <w:rFonts w:ascii="Noto Sans CJK SC" w:hAnsi="Noto Sans CJK SC" w:eastAsia="Noto Sans CJK SC"/>
-                <w:b w:val="0"/>
-                <w:sz w:val="20"/>
-              </w:rPr>
-              <w:t>寻找巴西本地建筑合作伙伴（联合体）</w:t>
-            </w:r>
-          </w:p>
-        </w:tc>
-      </w:tr>
-      <w:tr>
-        <w:tc>
-          <w:tcPr>
-            <w:tcW w:type="dxa" w:w="2880"/>
-          </w:tcPr>
-          <w:p>
-            <w:r>
-              <w:rPr>
-                <w:rFonts w:ascii="Noto Sans CJK SC" w:hAnsi="Noto Sans CJK SC" w:eastAsia="Noto Sans CJK SC"/>
-                <w:b w:val="0"/>
-                <w:sz w:val="20"/>
-              </w:rPr>
-              <w:t>中</w:t>
-            </w:r>
-          </w:p>
-        </w:tc>
-        <w:tc>
-          <w:tcPr>
-            <w:tcW w:type="dxa" w:w="2880"/>
-          </w:tcPr>
-          <w:p>
-            <w:r>
-              <w:rPr>
-                <w:rFonts w:ascii="Noto Sans CJK SC" w:hAnsi="Noto Sans CJK SC" w:eastAsia="Noto Sans CJK SC"/>
-                <w:b w:val="0"/>
-                <w:sz w:val="20"/>
-              </w:rPr>
-              <w:t>投标前</w:t>
-            </w:r>
-          </w:p>
-        </w:tc>
-        <w:tc>
-          <w:tcPr>
-            <w:tcW w:type="dxa" w:w="2880"/>
-          </w:tcPr>
-          <w:p>
-            <w:r>
-              <w:rPr>
-                <w:rFonts w:ascii="Noto Sans CJK SC" w:hAnsi="Noto Sans CJK SC" w:eastAsia="Noto Sans CJK SC"/>
-                <w:b w:val="0"/>
-                <w:sz w:val="20"/>
-              </w:rPr>
-              <w:t>准备葡萄牙语资质文件</w:t>
-            </w:r>
-          </w:p>
-        </w:tc>
-      </w:tr>
-      <w:tr>
-        <w:tc>
-          <w:tcPr>
-            <w:tcW w:type="dxa" w:w="2880"/>
-          </w:tcPr>
-          <w:p>
-            <w:r>
-              <w:rPr>
-                <w:rFonts w:ascii="Noto Sans CJK SC" w:hAnsi="Noto Sans CJK SC" w:eastAsia="Noto Sans CJK SC"/>
-                <w:b w:val="0"/>
-                <w:sz w:val="20"/>
-              </w:rPr>
-              <w:t>中</w:t>
-            </w:r>
-          </w:p>
-        </w:tc>
-        <w:tc>
-          <w:tcPr>
-            <w:tcW w:type="dxa" w:w="2880"/>
-          </w:tcPr>
-          <w:p>
-            <w:r>
-              <w:rPr>
-                <w:rFonts w:ascii="Noto Sans CJK SC" w:hAnsi="Noto Sans CJK SC" w:eastAsia="Noto Sans CJK SC"/>
-                <w:b w:val="0"/>
-                <w:sz w:val="20"/>
-              </w:rPr>
-              <w:t>投标前</w:t>
-            </w:r>
-          </w:p>
-        </w:tc>
-        <w:tc>
-          <w:tcPr>
-            <w:tcW w:type="dxa" w:w="2880"/>
-          </w:tcPr>
-          <w:p>
-            <w:r>
-              <w:rPr>
-                <w:rFonts w:ascii="Noto Sans CJK SC" w:hAnsi="Noto Sans CJK SC" w:eastAsia="Noto Sans CJK SC"/>
-                <w:b w:val="0"/>
-                <w:sz w:val="20"/>
-              </w:rPr>
-              <w:t>差旅塞阿拉州现场踏勘</w:t>
-            </w:r>
-          </w:p>
-        </w:tc>
-      </w:tr>
-      <w:tr>
-        <w:tc>
-          <w:tcPr>
-            <w:tcW w:type="dxa" w:w="2880"/>
-          </w:tcPr>
-          <w:p>
-            <w:r>
-              <w:rPr>
-                <w:rFonts w:ascii="Noto Sans CJK SC" w:hAnsi="Noto Sans CJK SC" w:eastAsia="Noto Sans CJK SC"/>
-                <w:b w:val="0"/>
-                <w:sz w:val="20"/>
-              </w:rPr>
-              <w:t>低</w:t>
-            </w:r>
-          </w:p>
-        </w:tc>
-        <w:tc>
-          <w:tcPr>
-            <w:tcW w:type="dxa" w:w="2880"/>
-          </w:tcPr>
-          <w:p>
-            <w:r>
-              <w:rPr>
-                <w:rFonts w:ascii="Noto Sans CJK SC" w:hAnsi="Noto Sans CJK SC" w:eastAsia="Noto Sans CJK SC"/>
-                <w:b w:val="0"/>
-                <w:sz w:val="20"/>
-              </w:rPr>
-              <w:t>长期</w:t>
-            </w:r>
-          </w:p>
-        </w:tc>
-        <w:tc>
-          <w:tcPr>
-            <w:tcW w:type="dxa" w:w="2880"/>
-          </w:tcPr>
-          <w:p>
-            <w:r>
-              <w:rPr>
-                <w:rFonts w:ascii="Noto Sans CJK SC" w:hAnsi="Noto Sans CJK SC" w:eastAsia="Noto Sans CJK SC"/>
-                <w:b w:val="0"/>
-                <w:sz w:val="20"/>
-              </w:rPr>
-              <w:t>关注该项目的其他采购公告（光伏、培训等）</w:t>
-            </w:r>
-          </w:p>
-        </w:tc>
-      </w:tr>
-    </w:tbl>
-    <w:p/>
-    <w:p>
-      <w:pPr/>
-      <w:r>
-        <w:rPr>
-          <w:rFonts w:ascii="Noto Sans CJK SC" w:hAnsi="Noto Sans CJK SC" w:eastAsia="Noto Sans CJK SC"/>
-          <w:b w:val="0"/>
-          <w:color w:val="808080"/>
-          <w:sz w:val="18"/>
-        </w:rPr>
-        <w:t>⚠️ 免责声明：以上分析基于公开可获取的世行项目信息。实际投标请以完整招标文件为准。建议在决定参与前获取全套招标文件并咨询巴西当地法律/税务顾问。</w:t>
+        <w:t>分析基于公开世行项目信息，实际投标以完整招标文件为准。</w:t>
       </w:r>
     </w:p>
     <w:sectPr>
@@ -2292,10 +929,6 @@
     <w:name w:val="Normal"/>
     <w:qFormat/>
     <w:rsid w:val="00FC693F"/>
-    <w:rPr>
-      <w:rFonts w:ascii="Noto Sans CJK SC" w:hAnsi="Noto Sans CJK SC" w:eastAsia="Noto Sans CJK SC"/>
-      <w:sz w:val="22"/>
-    </w:rPr>
   </w:style>
   <w:style w:type="paragraph" w:styleId="Header">
     <w:name w:val="header"/>
